--- a/lessons/2-3/downloads/reveal/2.3-session-2-practice-form-b.docx
+++ b/lessons/2-3/downloads/reveal/2.3-session-2-practice-form-b.docx
@@ -15,7 +15,7 @@
         <w:rPr>
           <w:rFonts w:ascii="Avenir Next" w:hAnsi="Avenir Next" w:cs="Avenir Next" w:eastAsia="Avenir Next"/>
           <w:color w:val="1A1A1A"/>
-          <w:sz w:val="20"/>
+          <w:sz w:val="22"/>
           <w:szCs w:val="20"/>
         </w:rPr>
         <w:t xml:space="preserve">Name</w:t>
@@ -33,7 +33,7 @@
         <w:rPr>
           <w:rFonts w:ascii="Avenir Next" w:hAnsi="Avenir Next" w:cs="Avenir Next" w:eastAsia="Avenir Next"/>
           <w:color w:val="1A1A1A"/>
-          <w:sz w:val="20"/>
+          <w:sz w:val="22"/>
           <w:szCs w:val="20"/>
         </w:rPr>
         <w:t xml:space="preserve">   Date</w:t>
@@ -51,7 +51,7 @@
         <w:rPr>
           <w:rFonts w:ascii="Avenir Next" w:hAnsi="Avenir Next" w:cs="Avenir Next" w:eastAsia="Avenir Next"/>
           <w:color w:val="1A1A1A"/>
-          <w:sz w:val="20"/>
+          <w:sz w:val="22"/>
           <w:szCs w:val="20"/>
         </w:rPr>
         <w:t xml:space="preserve">   Period</w:t>
@@ -78,7 +78,7 @@
           <w:caps/>
           <w:color w:val="003A70"/>
           <w:spacing w:val="12"/>
-          <w:sz w:val="19"/>
+          <w:sz w:val="22"/>
           <w:szCs w:val="19"/>
         </w:rPr>
         <w:t xml:space="preserve">Lesson 2-3  ·  Session 2  ·  Practice  ·  Form B</w:t>
@@ -86,6 +86,7 @@
     </w:p>
     <w:p>
       <w:pPr>
+        <w:pStyle w:val="Heading1"/>
         <w:keepNext/>
         <w:spacing w:before="0" w:after="10" w:line="240" w:lineRule="auto"/>
       </w:pPr>
@@ -111,7 +112,7 @@
         <w:rPr>
           <w:rFonts w:ascii="Avenir Next" w:hAnsi="Avenir Next" w:cs="Avenir Next" w:eastAsia="Avenir Next"/>
           <w:color w:val="5A5F66"/>
-          <w:sz w:val="17"/>
+          <w:sz w:val="22"/>
           <w:szCs w:val="17"/>
         </w:rPr>
         <w:t xml:space="preserve">Learning target — I can find the median of a data set with an even number of values by averaging the two middle values.</w:t>
@@ -128,7 +129,7 @@
     </w:p>
     <w:p>
       <w:pPr>
-        <w:spacing w:before="0" w:after="0" w:line="60" w:lineRule="auto"/>
+        <w:spacing w:before="0" w:after="0" w:line="50" w:lineRule="exact"/>
       </w:pPr>
     </w:p>
     <w:tbl>
@@ -167,6 +168,7 @@
           </w:tcPr>
           <w:p>
             <w:pPr>
+              <w:pStyle w:val="Heading2"/>
               <w:spacing w:before="0" w:after="40" w:line="264" w:lineRule="auto"/>
             </w:pPr>
             <w:r>
@@ -194,63 +196,63 @@
                 <w:rFonts w:ascii="Avenir Next" w:hAnsi="Avenir Next" w:cs="Avenir Next" w:eastAsia="Avenir Next"/>
                 <w:b/>
                 <w:color w:val="003A70"/>
+                <w:sz w:val="22"/>
+                <w:szCs w:val="18"/>
+              </w:rPr>
+              <w:t xml:space="preserve">•</w:t>
+            </w:r>
+            <w:r>
+              <w:rPr>
+                <w:rFonts w:ascii="Avenir Next" w:hAnsi="Avenir Next" w:cs="Avenir Next" w:eastAsia="Avenir Next"/>
+                <w:color w:val="1A1A1A"/>
                 <w:sz w:val="18"/>
                 <w:szCs w:val="18"/>
               </w:rPr>
-              <w:t xml:space="preserve">•</w:t>
-            </w:r>
-            <w:r>
-              <w:rPr>
-                <w:rFonts w:ascii="Avenir Next" w:hAnsi="Avenir Next" w:cs="Avenir Next" w:eastAsia="Avenir Next"/>
-                <w:color w:val="1A1A1A"/>
-                <w:sz w:val="18"/>
+              <w:tab/>
+            </w:r>
+            <w:r>
+              <w:rPr>
+                <w:rFonts w:ascii="Avenir Next" w:hAnsi="Avenir Next" w:cs="Avenir Next" w:eastAsia="Avenir Next"/>
+                <w:color w:val="1A1A1A"/>
+                <w:sz w:val="22"/>
                 <w:szCs w:val="18"/>
               </w:rPr>
-              <w:tab/>
-            </w:r>
-            <w:r>
-              <w:rPr>
-                <w:rFonts w:ascii="Avenir Next" w:hAnsi="Avenir Next" w:cs="Avenir Next" w:eastAsia="Avenir Next"/>
-                <w:color w:val="1A1A1A"/>
-                <w:sz w:val="18"/>
+              <w:t xml:space="preserve">Order the values. With an </w:t>
+            </w:r>
+            <w:r>
+              <w:rPr>
+                <w:rFonts w:ascii="Avenir Next" w:hAnsi="Avenir Next" w:cs="Avenir Next" w:eastAsia="Avenir Next"/>
+                <w:b/>
+                <w:color w:val="1A1A1A"/>
+                <w:sz w:val="22"/>
                 <w:szCs w:val="18"/>
               </w:rPr>
-              <w:t xml:space="preserve">Order the values. With an </w:t>
-            </w:r>
-            <w:r>
-              <w:rPr>
-                <w:rFonts w:ascii="Avenir Next" w:hAnsi="Avenir Next" w:cs="Avenir Next" w:eastAsia="Avenir Next"/>
-                <w:b/>
-                <w:color w:val="1A1A1A"/>
-                <w:sz w:val="18"/>
+              <w:t xml:space="preserve">even</w:t>
+            </w:r>
+            <w:r>
+              <w:rPr>
+                <w:rFonts w:ascii="Avenir Next" w:hAnsi="Avenir Next" w:cs="Avenir Next" w:eastAsia="Avenir Next"/>
+                <w:color w:val="1A1A1A"/>
+                <w:sz w:val="22"/>
                 <w:szCs w:val="18"/>
               </w:rPr>
-              <w:t xml:space="preserve">even</w:t>
-            </w:r>
-            <w:r>
-              <w:rPr>
-                <w:rFonts w:ascii="Avenir Next" w:hAnsi="Avenir Next" w:cs="Avenir Next" w:eastAsia="Avenir Next"/>
-                <w:color w:val="1A1A1A"/>
-                <w:sz w:val="18"/>
+              <w:t xml:space="preserve"> count, </w:t>
+            </w:r>
+            <w:r>
+              <w:rPr>
+                <w:rFonts w:ascii="Avenir Next" w:hAnsi="Avenir Next" w:cs="Avenir Next" w:eastAsia="Avenir Next"/>
+                <w:b/>
+                <w:color w:val="1A1A1A"/>
+                <w:sz w:val="22"/>
                 <w:szCs w:val="18"/>
               </w:rPr>
-              <w:t xml:space="preserve"> count, </w:t>
-            </w:r>
-            <w:r>
-              <w:rPr>
-                <w:rFonts w:ascii="Avenir Next" w:hAnsi="Avenir Next" w:cs="Avenir Next" w:eastAsia="Avenir Next"/>
-                <w:b/>
-                <w:color w:val="1A1A1A"/>
-                <w:sz w:val="18"/>
-                <w:szCs w:val="18"/>
-              </w:rPr>
               <w:t xml:space="preserve">two</w:t>
             </w:r>
             <w:r>
               <w:rPr>
                 <w:rFonts w:ascii="Avenir Next" w:hAnsi="Avenir Next" w:cs="Avenir Next" w:eastAsia="Avenir Next"/>
                 <w:color w:val="1A1A1A"/>
-                <w:sz w:val="18"/>
+                <w:sz w:val="22"/>
                 <w:szCs w:val="18"/>
               </w:rPr>
               <w:t xml:space="preserve"> values are left in the middle.</w:t>
@@ -269,44 +271,44 @@
                 <w:rFonts w:ascii="Avenir Next" w:hAnsi="Avenir Next" w:cs="Avenir Next" w:eastAsia="Avenir Next"/>
                 <w:b/>
                 <w:color w:val="003A70"/>
+                <w:sz w:val="22"/>
+                <w:szCs w:val="18"/>
+              </w:rPr>
+              <w:t xml:space="preserve">•</w:t>
+            </w:r>
+            <w:r>
+              <w:rPr>
+                <w:rFonts w:ascii="Avenir Next" w:hAnsi="Avenir Next" w:cs="Avenir Next" w:eastAsia="Avenir Next"/>
+                <w:color w:val="1A1A1A"/>
                 <w:sz w:val="18"/>
                 <w:szCs w:val="18"/>
               </w:rPr>
-              <w:t xml:space="preserve">•</w:t>
-            </w:r>
-            <w:r>
-              <w:rPr>
-                <w:rFonts w:ascii="Avenir Next" w:hAnsi="Avenir Next" w:cs="Avenir Next" w:eastAsia="Avenir Next"/>
-                <w:color w:val="1A1A1A"/>
-                <w:sz w:val="18"/>
+              <w:tab/>
+            </w:r>
+            <w:r>
+              <w:rPr>
+                <w:rFonts w:ascii="Avenir Next" w:hAnsi="Avenir Next" w:cs="Avenir Next" w:eastAsia="Avenir Next"/>
+                <w:color w:val="1A1A1A"/>
+                <w:sz w:val="22"/>
                 <w:szCs w:val="18"/>
               </w:rPr>
-              <w:tab/>
-            </w:r>
-            <w:r>
-              <w:rPr>
-                <w:rFonts w:ascii="Avenir Next" w:hAnsi="Avenir Next" w:cs="Avenir Next" w:eastAsia="Avenir Next"/>
-                <w:color w:val="1A1A1A"/>
-                <w:sz w:val="18"/>
+              <w:t xml:space="preserve">The median is the </w:t>
+            </w:r>
+            <w:r>
+              <w:rPr>
+                <w:rFonts w:ascii="Avenir Next" w:hAnsi="Avenir Next" w:cs="Avenir Next" w:eastAsia="Avenir Next"/>
+                <w:b/>
+                <w:color w:val="1A1A1A"/>
+                <w:sz w:val="22"/>
                 <w:szCs w:val="18"/>
               </w:rPr>
-              <w:t xml:space="preserve">The median is the </w:t>
-            </w:r>
-            <w:r>
-              <w:rPr>
-                <w:rFonts w:ascii="Avenir Next" w:hAnsi="Avenir Next" w:cs="Avenir Next" w:eastAsia="Avenir Next"/>
-                <w:b/>
-                <w:color w:val="1A1A1A"/>
-                <w:sz w:val="18"/>
-                <w:szCs w:val="18"/>
-              </w:rPr>
               <w:t xml:space="preserve">average</w:t>
             </w:r>
             <w:r>
               <w:rPr>
                 <w:rFonts w:ascii="Avenir Next" w:hAnsi="Avenir Next" w:cs="Avenir Next" w:eastAsia="Avenir Next"/>
                 <w:color w:val="1A1A1A"/>
-                <w:sz w:val="18"/>
+                <w:sz w:val="22"/>
                 <w:szCs w:val="18"/>
               </w:rPr>
               <w:t xml:space="preserve"> of the two middle values: add them, then divide by 2.</w:t>
@@ -325,44 +327,44 @@
                 <w:rFonts w:ascii="Avenir Next" w:hAnsi="Avenir Next" w:cs="Avenir Next" w:eastAsia="Avenir Next"/>
                 <w:b/>
                 <w:color w:val="003A70"/>
+                <w:sz w:val="22"/>
+                <w:szCs w:val="18"/>
+              </w:rPr>
+              <w:t xml:space="preserve">•</w:t>
+            </w:r>
+            <w:r>
+              <w:rPr>
+                <w:rFonts w:ascii="Avenir Next" w:hAnsi="Avenir Next" w:cs="Avenir Next" w:eastAsia="Avenir Next"/>
+                <w:color w:val="1A1A1A"/>
                 <w:sz w:val="18"/>
                 <w:szCs w:val="18"/>
               </w:rPr>
-              <w:t xml:space="preserve">•</w:t>
-            </w:r>
-            <w:r>
-              <w:rPr>
-                <w:rFonts w:ascii="Avenir Next" w:hAnsi="Avenir Next" w:cs="Avenir Next" w:eastAsia="Avenir Next"/>
-                <w:color w:val="1A1A1A"/>
-                <w:sz w:val="18"/>
+              <w:tab/>
+            </w:r>
+            <w:r>
+              <w:rPr>
+                <w:rFonts w:ascii="Avenir Next" w:hAnsi="Avenir Next" w:cs="Avenir Next" w:eastAsia="Avenir Next"/>
+                <w:color w:val="1A1A1A"/>
+                <w:sz w:val="22"/>
                 <w:szCs w:val="18"/>
               </w:rPr>
-              <w:tab/>
-            </w:r>
-            <w:r>
-              <w:rPr>
-                <w:rFonts w:ascii="Avenir Next" w:hAnsi="Avenir Next" w:cs="Avenir Next" w:eastAsia="Avenir Next"/>
-                <w:color w:val="1A1A1A"/>
-                <w:sz w:val="18"/>
+              <w:t xml:space="preserve">The median does </w:t>
+            </w:r>
+            <w:r>
+              <w:rPr>
+                <w:rFonts w:ascii="Avenir Next" w:hAnsi="Avenir Next" w:cs="Avenir Next" w:eastAsia="Avenir Next"/>
+                <w:b/>
+                <w:color w:val="1A1A1A"/>
+                <w:sz w:val="22"/>
                 <w:szCs w:val="18"/>
               </w:rPr>
-              <w:t xml:space="preserve">The median does </w:t>
-            </w:r>
-            <w:r>
-              <w:rPr>
-                <w:rFonts w:ascii="Avenir Next" w:hAnsi="Avenir Next" w:cs="Avenir Next" w:eastAsia="Avenir Next"/>
-                <w:b/>
-                <w:color w:val="1A1A1A"/>
-                <w:sz w:val="18"/>
-                <w:szCs w:val="18"/>
-              </w:rPr>
               <w:t xml:space="preserve">not</w:t>
             </w:r>
             <w:r>
               <w:rPr>
                 <w:rFonts w:ascii="Avenir Next" w:hAnsi="Avenir Next" w:cs="Avenir Next" w:eastAsia="Avenir Next"/>
                 <w:color w:val="1A1A1A"/>
-                <w:sz w:val="18"/>
+                <w:sz w:val="22"/>
                 <w:szCs w:val="18"/>
               </w:rPr>
               <w:t xml:space="preserve"> have to be one of the data values.</w:t>
@@ -377,6 +379,7 @@
           </w:tcPr>
           <w:p>
             <w:pPr>
+              <w:pStyle w:val="Heading2"/>
               <w:spacing w:before="0" w:after="40" w:line="264" w:lineRule="auto"/>
             </w:pPr>
             <w:r>
@@ -399,7 +402,7 @@
               <w:rPr>
                 <w:rFonts w:ascii="Avenir Next" w:hAnsi="Avenir Next" w:cs="Avenir Next" w:eastAsia="Avenir Next"/>
                 <w:color w:val="1A1A1A"/>
-                <w:sz w:val="17"/>
+                <w:sz w:val="22"/>
                 <w:szCs w:val="17"/>
               </w:rPr>
               <w:t xml:space="preserve">Find the median of 15, 8, 19, 12.</w:t>
@@ -418,25 +421,25 @@
                 <w:rFonts w:ascii="Avenir Next" w:hAnsi="Avenir Next" w:cs="Avenir Next" w:eastAsia="Avenir Next"/>
                 <w:b/>
                 <w:color w:val="003A70"/>
+                <w:sz w:val="22"/>
+                <w:szCs w:val="17"/>
+              </w:rPr>
+              <w:t xml:space="preserve">Step 1</w:t>
+            </w:r>
+            <w:r>
+              <w:rPr>
+                <w:rFonts w:ascii="Avenir Next" w:hAnsi="Avenir Next" w:cs="Avenir Next" w:eastAsia="Avenir Next"/>
+                <w:color w:val="1A1A1A"/>
                 <w:sz w:val="17"/>
                 <w:szCs w:val="17"/>
               </w:rPr>
-              <w:t xml:space="preserve">Step 1</w:t>
-            </w:r>
-            <w:r>
-              <w:rPr>
-                <w:rFonts w:ascii="Avenir Next" w:hAnsi="Avenir Next" w:cs="Avenir Next" w:eastAsia="Avenir Next"/>
-                <w:color w:val="1A1A1A"/>
-                <w:sz w:val="17"/>
-                <w:szCs w:val="17"/>
-              </w:rPr>
               <w:tab/>
             </w:r>
             <w:r>
               <w:rPr>
                 <w:rFonts w:ascii="Avenir Next" w:hAnsi="Avenir Next" w:cs="Avenir Next" w:eastAsia="Avenir Next"/>
                 <w:color w:val="1A1A1A"/>
-                <w:sz w:val="17"/>
+                <w:sz w:val="22"/>
                 <w:szCs w:val="17"/>
               </w:rPr>
               <w:t xml:space="preserve">Order: 8, 12, 15, 19.</w:t>
@@ -455,25 +458,25 @@
                 <w:rFonts w:ascii="Avenir Next" w:hAnsi="Avenir Next" w:cs="Avenir Next" w:eastAsia="Avenir Next"/>
                 <w:b/>
                 <w:color w:val="003A70"/>
+                <w:sz w:val="22"/>
+                <w:szCs w:val="17"/>
+              </w:rPr>
+              <w:t xml:space="preserve">Step 2</w:t>
+            </w:r>
+            <w:r>
+              <w:rPr>
+                <w:rFonts w:ascii="Avenir Next" w:hAnsi="Avenir Next" w:cs="Avenir Next" w:eastAsia="Avenir Next"/>
+                <w:color w:val="1A1A1A"/>
                 <w:sz w:val="17"/>
                 <w:szCs w:val="17"/>
               </w:rPr>
-              <w:t xml:space="preserve">Step 2</w:t>
-            </w:r>
-            <w:r>
-              <w:rPr>
-                <w:rFonts w:ascii="Avenir Next" w:hAnsi="Avenir Next" w:cs="Avenir Next" w:eastAsia="Avenir Next"/>
-                <w:color w:val="1A1A1A"/>
-                <w:sz w:val="17"/>
-                <w:szCs w:val="17"/>
-              </w:rPr>
               <w:tab/>
             </w:r>
             <w:r>
               <w:rPr>
                 <w:rFonts w:ascii="Avenir Next" w:hAnsi="Avenir Next" w:cs="Avenir Next" w:eastAsia="Avenir Next"/>
                 <w:color w:val="1A1A1A"/>
-                <w:sz w:val="17"/>
+                <w:sz w:val="22"/>
                 <w:szCs w:val="17"/>
               </w:rPr>
               <w:t xml:space="preserve">Middle values: 12 and 15.</w:t>
@@ -492,25 +495,25 @@
                 <w:rFonts w:ascii="Avenir Next" w:hAnsi="Avenir Next" w:cs="Avenir Next" w:eastAsia="Avenir Next"/>
                 <w:b/>
                 <w:color w:val="003A70"/>
+                <w:sz w:val="22"/>
+                <w:szCs w:val="17"/>
+              </w:rPr>
+              <w:t xml:space="preserve">Step 3</w:t>
+            </w:r>
+            <w:r>
+              <w:rPr>
+                <w:rFonts w:ascii="Avenir Next" w:hAnsi="Avenir Next" w:cs="Avenir Next" w:eastAsia="Avenir Next"/>
+                <w:color w:val="1A1A1A"/>
                 <w:sz w:val="17"/>
                 <w:szCs w:val="17"/>
               </w:rPr>
-              <w:t xml:space="preserve">Step 3</w:t>
-            </w:r>
-            <w:r>
-              <w:rPr>
-                <w:rFonts w:ascii="Avenir Next" w:hAnsi="Avenir Next" w:cs="Avenir Next" w:eastAsia="Avenir Next"/>
-                <w:color w:val="1A1A1A"/>
-                <w:sz w:val="17"/>
-                <w:szCs w:val="17"/>
-              </w:rPr>
               <w:tab/>
             </w:r>
             <w:r>
               <w:rPr>
                 <w:rFonts w:ascii="Avenir Next" w:hAnsi="Avenir Next" w:cs="Avenir Next" w:eastAsia="Avenir Next"/>
                 <w:color w:val="1A1A1A"/>
-                <w:sz w:val="17"/>
+                <w:sz w:val="22"/>
                 <w:szCs w:val="17"/>
               </w:rPr>
               <w:t xml:space="preserve">(12 + 15) ÷ 2 = 27 ÷ 2 = 13.5</w:t>
@@ -529,18 +532,18 @@
                 <w:rFonts w:ascii="Avenir Next" w:hAnsi="Avenir Next" w:cs="Avenir Next" w:eastAsia="Avenir Next"/>
                 <w:b/>
                 <w:color w:val="1A1A1A"/>
+                <w:sz w:val="22"/>
+                <w:szCs w:val="17"/>
+              </w:rPr>
+              <w:t xml:space="preserve">Answer</w:t>
+            </w:r>
+            <w:r>
+              <w:rPr>
+                <w:rFonts w:ascii="Avenir Next" w:hAnsi="Avenir Next" w:cs="Avenir Next" w:eastAsia="Avenir Next"/>
+                <w:color w:val="1A1A1A"/>
                 <w:sz w:val="17"/>
                 <w:szCs w:val="17"/>
               </w:rPr>
-              <w:t xml:space="preserve">Answer</w:t>
-            </w:r>
-            <w:r>
-              <w:rPr>
-                <w:rFonts w:ascii="Avenir Next" w:hAnsi="Avenir Next" w:cs="Avenir Next" w:eastAsia="Avenir Next"/>
-                <w:color w:val="1A1A1A"/>
-                <w:sz w:val="17"/>
-                <w:szCs w:val="17"/>
-              </w:rPr>
               <w:tab/>
             </w:r>
             <w:r>
@@ -548,7 +551,7 @@
                 <w:rFonts w:ascii="Avenir Next" w:hAnsi="Avenir Next" w:cs="Avenir Next" w:eastAsia="Avenir Next"/>
                 <w:b/>
                 <w:color w:val="1A1A1A"/>
-                <w:sz w:val="17"/>
+                <w:sz w:val="22"/>
                 <w:szCs w:val="17"/>
               </w:rPr>
               <w:t xml:space="preserve">Median = 13.5</w:t>
@@ -577,7 +580,7 @@
           <w:rFonts w:ascii="Avenir Next" w:hAnsi="Avenir Next" w:cs="Avenir Next" w:eastAsia="Avenir Next"/>
           <w:b/>
           <w:color w:val="1A1A1A"/>
-          <w:sz w:val="17"/>
+          <w:sz w:val="22"/>
           <w:szCs w:val="17"/>
         </w:rPr>
         <w:t xml:space="preserve">median</w:t>
@@ -587,7 +590,7 @@
           <w:rFonts w:ascii="Avenir Next" w:hAnsi="Avenir Next" w:cs="Avenir Next" w:eastAsia="Avenir Next"/>
           <w:i/>
           <w:color w:val="5A5F66"/>
-          <w:sz w:val="17"/>
+          <w:sz w:val="22"/>
           <w:szCs w:val="17"/>
         </w:rPr>
         <w:t xml:space="preserve"> (mediana)</w:t>
@@ -596,7 +599,7 @@
         <w:rPr>
           <w:rFonts w:ascii="Avenir Next" w:hAnsi="Avenir Next" w:cs="Avenir Next" w:eastAsia="Avenir Next"/>
           <w:color w:val="5A5F66"/>
-          <w:sz w:val="17"/>
+          <w:sz w:val="22"/>
           <w:szCs w:val="17"/>
         </w:rPr>
         <w:t xml:space="preserve">   ·   </w:t>
@@ -606,7 +609,7 @@
           <w:rFonts w:ascii="Avenir Next" w:hAnsi="Avenir Next" w:cs="Avenir Next" w:eastAsia="Avenir Next"/>
           <w:b/>
           <w:color w:val="1A1A1A"/>
-          <w:sz w:val="17"/>
+          <w:sz w:val="22"/>
           <w:szCs w:val="17"/>
         </w:rPr>
         <w:t xml:space="preserve">middle values</w:t>
@@ -616,7 +619,7 @@
           <w:rFonts w:ascii="Avenir Next" w:hAnsi="Avenir Next" w:cs="Avenir Next" w:eastAsia="Avenir Next"/>
           <w:i/>
           <w:color w:val="5A5F66"/>
-          <w:sz w:val="17"/>
+          <w:sz w:val="22"/>
           <w:szCs w:val="17"/>
         </w:rPr>
         <w:t xml:space="preserve"> (valores centrales)</w:t>
@@ -625,7 +628,7 @@
         <w:rPr>
           <w:rFonts w:ascii="Avenir Next" w:hAnsi="Avenir Next" w:cs="Avenir Next" w:eastAsia="Avenir Next"/>
           <w:color w:val="5A5F66"/>
-          <w:sz w:val="17"/>
+          <w:sz w:val="22"/>
           <w:szCs w:val="17"/>
         </w:rPr>
         <w:t xml:space="preserve">   ·   </w:t>
@@ -635,7 +638,7 @@
           <w:rFonts w:ascii="Avenir Next" w:hAnsi="Avenir Next" w:cs="Avenir Next" w:eastAsia="Avenir Next"/>
           <w:b/>
           <w:color w:val="1A1A1A"/>
-          <w:sz w:val="17"/>
+          <w:sz w:val="22"/>
           <w:szCs w:val="17"/>
         </w:rPr>
         <w:t xml:space="preserve">average</w:t>
@@ -645,7 +648,7 @@
           <w:rFonts w:ascii="Avenir Next" w:hAnsi="Avenir Next" w:cs="Avenir Next" w:eastAsia="Avenir Next"/>
           <w:i/>
           <w:color w:val="5A5F66"/>
-          <w:sz w:val="17"/>
+          <w:sz w:val="22"/>
           <w:szCs w:val="17"/>
         </w:rPr>
         <w:t xml:space="preserve"> (promedio)</w:t>
@@ -653,6 +656,7 @@
     </w:p>
     <w:p>
       <w:pPr>
+        <w:pStyle w:val="Heading2"/>
         <w:keepNext/>
         <w:pBdr>
           <w:bottom w:val="single" w:sz="8" w:space="3" w:color="003A70"/>
@@ -668,7 +672,7 @@
           <w:b/>
           <w:color w:val="003A70"/>
           <w:spacing w:val="14"/>
-          <w:sz w:val="19"/>
+          <w:sz w:val="22"/>
           <w:szCs w:val="19"/>
         </w:rPr>
         <w:t xml:space="preserve">PRACTICE</w:t>
@@ -687,7 +691,7 @@
           <w:rFonts w:ascii="Avenir Next" w:hAnsi="Avenir Next" w:cs="Avenir Next" w:eastAsia="Avenir Next"/>
           <w:i/>
           <w:color w:val="5A5F66"/>
-          <w:sz w:val="17"/>
+          <w:sz w:val="22"/>
           <w:szCs w:val="17"/>
         </w:rPr>
         <w:t xml:space="preserve">show your work · label units</w:t>
@@ -695,7 +699,7 @@
     </w:p>
     <w:p>
       <w:pPr>
-        <w:spacing w:before="0" w:after="0" w:line="20" w:lineRule="exact"/>
+        <w:spacing w:before="0" w:after="0" w:line="50" w:lineRule="exact"/>
       </w:pPr>
     </w:p>
     <w:tbl>
@@ -745,18 +749,18 @@
                 <w:rFonts w:ascii="Avenir Next" w:hAnsi="Avenir Next" w:cs="Avenir Next" w:eastAsia="Avenir Next"/>
                 <w:b/>
                 <w:color w:val="1A1A1A"/>
+                <w:sz w:val="22"/>
+                <w:szCs w:val="20"/>
+              </w:rPr>
+              <w:t xml:space="preserve">1.</w:t>
+            </w:r>
+            <w:r>
+              <w:rPr>
+                <w:rFonts w:ascii="Avenir Next" w:hAnsi="Avenir Next" w:cs="Avenir Next" w:eastAsia="Avenir Next"/>
+                <w:color w:val="1A1A1A"/>
                 <w:sz w:val="20"/>
                 <w:szCs w:val="20"/>
               </w:rPr>
-              <w:t xml:space="preserve">1.</w:t>
-            </w:r>
-            <w:r>
-              <w:rPr>
-                <w:rFonts w:ascii="Avenir Next" w:hAnsi="Avenir Next" w:cs="Avenir Next" w:eastAsia="Avenir Next"/>
-                <w:color w:val="1A1A1A"/>
-                <w:sz w:val="20"/>
-                <w:szCs w:val="20"/>
-              </w:rPr>
               <w:tab/>
             </w:r>
             <w:r>
@@ -764,7 +768,7 @@
                 <w:rFonts w:ascii="Avenir Next" w:hAnsi="Avenir Next" w:cs="Avenir Next" w:eastAsia="Avenir Next"/>
                 <w:b/>
                 <w:color w:val="1A1A1A"/>
-                <w:sz w:val="20"/>
+                <w:sz w:val="22"/>
                 <w:szCs w:val="20"/>
               </w:rPr>
               <w:t xml:space="preserve">Lap Times.</w:t>
@@ -773,7 +777,7 @@
               <w:rPr>
                 <w:rFonts w:ascii="Avenir Next" w:hAnsi="Avenir Next" w:cs="Avenir Next" w:eastAsia="Avenir Next"/>
                 <w:color w:val="1A1A1A"/>
-                <w:sz w:val="20"/>
+                <w:sz w:val="22"/>
                 <w:szCs w:val="20"/>
               </w:rPr>
               <w:t xml:space="preserve">  Eight runners finished in 72, 85, 69, 90, 77, 81, 74, 88 seconds. Write the times in order. Then find the median.</w:t>
@@ -790,7 +794,7 @@
                 <w:rFonts w:ascii="Avenir Next" w:hAnsi="Avenir Next" w:cs="Avenir Next" w:eastAsia="Avenir Next"/>
                 <w:b/>
                 <w:color w:val="003A70"/>
-                <w:sz w:val="17"/>
+                <w:sz w:val="22"/>
                 <w:szCs w:val="17"/>
               </w:rPr>
               <w:t xml:space="preserve">Hint  </w:t>
@@ -800,7 +804,7 @@
                 <w:rFonts w:ascii="Avenir Next" w:hAnsi="Avenir Next" w:cs="Avenir Next" w:eastAsia="Avenir Next"/>
                 <w:i/>
                 <w:color w:val="5A5F66"/>
-                <w:sz w:val="17"/>
+                <w:sz w:val="22"/>
                 <w:szCs w:val="17"/>
               </w:rPr>
               <w:t xml:space="preserve">Eight values: average the 4th and 5th in order.</w:t>
@@ -860,7 +864,7 @@
                       <w:rFonts w:ascii="Avenir Next" w:hAnsi="Avenir Next" w:cs="Avenir Next" w:eastAsia="Avenir Next"/>
                       <w:b/>
                       <w:color w:val="1A1A1A"/>
-                      <w:sz w:val="19"/>
+                      <w:sz w:val="22"/>
                       <w:szCs w:val="19"/>
                     </w:rPr>
                     <w:t xml:space="preserve">Order</w:t>
@@ -883,7 +887,7 @@
                       <w:rFonts w:ascii="Avenir Next" w:hAnsi="Avenir Next" w:cs="Avenir Next" w:eastAsia="Avenir Next"/>
                       <w:b/>
                       <w:color w:val="1A1A1A"/>
-                      <w:sz w:val="19"/>
+                      <w:sz w:val="22"/>
                       <w:szCs w:val="19"/>
                     </w:rPr>
                     <w:t xml:space="preserve">1</w:t>
@@ -906,7 +910,7 @@
                       <w:rFonts w:ascii="Avenir Next" w:hAnsi="Avenir Next" w:cs="Avenir Next" w:eastAsia="Avenir Next"/>
                       <w:b/>
                       <w:color w:val="1A1A1A"/>
-                      <w:sz w:val="19"/>
+                      <w:sz w:val="22"/>
                       <w:szCs w:val="19"/>
                     </w:rPr>
                     <w:t xml:space="preserve">2</w:t>
@@ -929,7 +933,7 @@
                       <w:rFonts w:ascii="Avenir Next" w:hAnsi="Avenir Next" w:cs="Avenir Next" w:eastAsia="Avenir Next"/>
                       <w:b/>
                       <w:color w:val="1A1A1A"/>
-                      <w:sz w:val="19"/>
+                      <w:sz w:val="22"/>
                       <w:szCs w:val="19"/>
                     </w:rPr>
                     <w:t xml:space="preserve">3</w:t>
@@ -952,7 +956,7 @@
                       <w:rFonts w:ascii="Avenir Next" w:hAnsi="Avenir Next" w:cs="Avenir Next" w:eastAsia="Avenir Next"/>
                       <w:b/>
                       <w:color w:val="1A1A1A"/>
-                      <w:sz w:val="19"/>
+                      <w:sz w:val="22"/>
                       <w:szCs w:val="19"/>
                     </w:rPr>
                     <w:t xml:space="preserve">4</w:t>
@@ -975,7 +979,7 @@
                       <w:rFonts w:ascii="Avenir Next" w:hAnsi="Avenir Next" w:cs="Avenir Next" w:eastAsia="Avenir Next"/>
                       <w:b/>
                       <w:color w:val="1A1A1A"/>
-                      <w:sz w:val="19"/>
+                      <w:sz w:val="22"/>
                       <w:szCs w:val="19"/>
                     </w:rPr>
                     <w:t xml:space="preserve">5</w:t>
@@ -998,7 +1002,7 @@
                       <w:rFonts w:ascii="Avenir Next" w:hAnsi="Avenir Next" w:cs="Avenir Next" w:eastAsia="Avenir Next"/>
                       <w:b/>
                       <w:color w:val="1A1A1A"/>
-                      <w:sz w:val="19"/>
+                      <w:sz w:val="22"/>
                       <w:szCs w:val="19"/>
                     </w:rPr>
                     <w:t xml:space="preserve">6</w:t>
@@ -1021,7 +1025,7 @@
                       <w:rFonts w:ascii="Avenir Next" w:hAnsi="Avenir Next" w:cs="Avenir Next" w:eastAsia="Avenir Next"/>
                       <w:b/>
                       <w:color w:val="1A1A1A"/>
-                      <w:sz w:val="19"/>
+                      <w:sz w:val="22"/>
                       <w:szCs w:val="19"/>
                     </w:rPr>
                     <w:t xml:space="preserve">7</w:t>
@@ -1044,7 +1048,7 @@
                       <w:rFonts w:ascii="Avenir Next" w:hAnsi="Avenir Next" w:cs="Avenir Next" w:eastAsia="Avenir Next"/>
                       <w:b/>
                       <w:color w:val="1A1A1A"/>
-                      <w:sz w:val="19"/>
+                      <w:sz w:val="22"/>
                       <w:szCs w:val="19"/>
                     </w:rPr>
                     <w:t xml:space="preserve">8</w:t>
@@ -1073,7 +1077,7 @@
                       <w:rFonts w:ascii="Avenir Next" w:hAnsi="Avenir Next" w:cs="Avenir Next" w:eastAsia="Avenir Next"/>
                       <w:b/>
                       <w:color w:val="1A1A1A"/>
-                      <w:sz w:val="19"/>
+                      <w:sz w:val="22"/>
                       <w:szCs w:val="19"/>
                     </w:rPr>
                     <w:t xml:space="preserve">Value</w:t>
@@ -1087,7 +1091,7 @@
                 </w:tcPr>
                 <w:p>
                   <w:pPr>
-                    <w:spacing w:before="0" w:after="0" w:line="240" w:lineRule="auto"/>
+                    <w:spacing w:before="0" w:after="0" w:line="50" w:lineRule="exact"/>
                   </w:pPr>
                 </w:p>
               </w:tc>
@@ -1098,7 +1102,7 @@
                 </w:tcPr>
                 <w:p>
                   <w:pPr>
-                    <w:spacing w:before="0" w:after="0" w:line="240" w:lineRule="auto"/>
+                    <w:spacing w:before="0" w:after="0" w:line="50" w:lineRule="exact"/>
                   </w:pPr>
                 </w:p>
               </w:tc>
@@ -1109,7 +1113,7 @@
                 </w:tcPr>
                 <w:p>
                   <w:pPr>
-                    <w:spacing w:before="0" w:after="0" w:line="240" w:lineRule="auto"/>
+                    <w:spacing w:before="0" w:after="0" w:line="50" w:lineRule="exact"/>
                   </w:pPr>
                 </w:p>
               </w:tc>
@@ -1120,7 +1124,7 @@
                 </w:tcPr>
                 <w:p>
                   <w:pPr>
-                    <w:spacing w:before="0" w:after="0" w:line="240" w:lineRule="auto"/>
+                    <w:spacing w:before="0" w:after="0" w:line="50" w:lineRule="exact"/>
                   </w:pPr>
                 </w:p>
               </w:tc>
@@ -1131,7 +1135,7 @@
                 </w:tcPr>
                 <w:p>
                   <w:pPr>
-                    <w:spacing w:before="0" w:after="0" w:line="240" w:lineRule="auto"/>
+                    <w:spacing w:before="0" w:after="0" w:line="50" w:lineRule="exact"/>
                   </w:pPr>
                 </w:p>
               </w:tc>
@@ -1142,7 +1146,7 @@
                 </w:tcPr>
                 <w:p>
                   <w:pPr>
-                    <w:spacing w:before="0" w:after="0" w:line="240" w:lineRule="auto"/>
+                    <w:spacing w:before="0" w:after="0" w:line="50" w:lineRule="exact"/>
                   </w:pPr>
                 </w:p>
               </w:tc>
@@ -1153,7 +1157,7 @@
                 </w:tcPr>
                 <w:p>
                   <w:pPr>
-                    <w:spacing w:before="0" w:after="0" w:line="240" w:lineRule="auto"/>
+                    <w:spacing w:before="0" w:after="0" w:line="50" w:lineRule="exact"/>
                   </w:pPr>
                 </w:p>
               </w:tc>
@@ -1164,7 +1168,7 @@
                 </w:tcPr>
                 <w:p>
                   <w:pPr>
-                    <w:spacing w:before="0" w:after="0" w:line="240" w:lineRule="auto"/>
+                    <w:spacing w:before="0" w:after="0" w:line="50" w:lineRule="exact"/>
                   </w:pPr>
                 </w:p>
               </w:tc>
@@ -1183,25 +1187,25 @@
                 <w:rFonts w:ascii="Avenir Next" w:hAnsi="Avenir Next" w:cs="Avenir Next" w:eastAsia="Avenir Next"/>
                 <w:b/>
                 <w:color w:val="1A1A1A"/>
+                <w:sz w:val="22"/>
+                <w:szCs w:val="18"/>
+              </w:rPr>
+              <w:t xml:space="preserve">Answer</w:t>
+            </w:r>
+            <w:r>
+              <w:rPr>
+                <w:rFonts w:ascii="Avenir Next" w:hAnsi="Avenir Next" w:cs="Avenir Next" w:eastAsia="Avenir Next"/>
+                <w:color w:val="1A1A1A"/>
                 <w:sz w:val="18"/>
                 <w:szCs w:val="18"/>
               </w:rPr>
-              <w:t xml:space="preserve">Answer</w:t>
-            </w:r>
-            <w:r>
-              <w:rPr>
-                <w:rFonts w:ascii="Avenir Next" w:hAnsi="Avenir Next" w:cs="Avenir Next" w:eastAsia="Avenir Next"/>
-                <w:color w:val="1A1A1A"/>
-                <w:sz w:val="18"/>
-                <w:szCs w:val="18"/>
-              </w:rPr>
               <w:tab/>
             </w:r>
             <w:r>
               <w:rPr>
                 <w:rFonts w:ascii="Avenir Next" w:hAnsi="Avenir Next" w:cs="Avenir Next" w:eastAsia="Avenir Next"/>
                 <w:color w:val="1A1A1A"/>
-                <w:sz w:val="18"/>
+                <w:sz w:val="22"/>
                 <w:szCs w:val="18"/>
               </w:rPr>
               <w:t xml:space="preserve">  seconds</w:t>
@@ -1212,12 +1216,12 @@
     </w:tbl>
     <w:p>
       <w:pPr>
-        <w:spacing w:before="0" w:after="0" w:line="20" w:lineRule="exact"/>
+        <w:spacing w:before="0" w:after="0" w:line="50" w:lineRule="exact"/>
       </w:pPr>
     </w:p>
     <w:p>
       <w:pPr>
-        <w:spacing w:before="0" w:after="0" w:line="20" w:lineRule="exact"/>
+        <w:spacing w:before="0" w:after="0" w:line="50" w:lineRule="exact"/>
       </w:pPr>
     </w:p>
     <w:tbl>
@@ -1268,18 +1272,18 @@
                 <w:rFonts w:ascii="Avenir Next" w:hAnsi="Avenir Next" w:cs="Avenir Next" w:eastAsia="Avenir Next"/>
                 <w:b/>
                 <w:color w:val="1A1A1A"/>
+                <w:sz w:val="22"/>
+                <w:szCs w:val="20"/>
+              </w:rPr>
+              <w:t xml:space="preserve">2.</w:t>
+            </w:r>
+            <w:r>
+              <w:rPr>
+                <w:rFonts w:ascii="Avenir Next" w:hAnsi="Avenir Next" w:cs="Avenir Next" w:eastAsia="Avenir Next"/>
+                <w:color w:val="1A1A1A"/>
                 <w:sz w:val="20"/>
                 <w:szCs w:val="20"/>
               </w:rPr>
-              <w:t xml:space="preserve">2.</w:t>
-            </w:r>
-            <w:r>
-              <w:rPr>
-                <w:rFonts w:ascii="Avenir Next" w:hAnsi="Avenir Next" w:cs="Avenir Next" w:eastAsia="Avenir Next"/>
-                <w:color w:val="1A1A1A"/>
-                <w:sz w:val="20"/>
-                <w:szCs w:val="20"/>
-              </w:rPr>
               <w:tab/>
             </w:r>
             <w:r>
@@ -1287,7 +1291,7 @@
                 <w:rFonts w:ascii="Avenir Next" w:hAnsi="Avenir Next" w:cs="Avenir Next" w:eastAsia="Avenir Next"/>
                 <w:b/>
                 <w:color w:val="1A1A1A"/>
-                <w:sz w:val="20"/>
+                <w:sz w:val="22"/>
                 <w:szCs w:val="20"/>
               </w:rPr>
               <w:t xml:space="preserve">Book Bins.</w:t>
@@ -1296,7 +1300,7 @@
               <w:rPr>
                 <w:rFonts w:ascii="Avenir Next" w:hAnsi="Avenir Next" w:cs="Avenir Next" w:eastAsia="Avenir Next"/>
                 <w:color w:val="1A1A1A"/>
-                <w:sz w:val="20"/>
+                <w:sz w:val="22"/>
                 <w:szCs w:val="20"/>
               </w:rPr>
               <w:t xml:space="preserve">  Six bins held 16, 27, 11, 31, 26, 13 books.</w:t>
@@ -1350,25 +1354,25 @@
                       <w:rFonts w:ascii="Avenir Next" w:hAnsi="Avenir Next" w:cs="Avenir Next" w:eastAsia="Avenir Next"/>
                       <w:b/>
                       <w:color w:val="003A70"/>
+                      <w:sz w:val="22"/>
+                      <w:szCs w:val="20"/>
+                    </w:rPr>
+                    <w:t xml:space="preserve">a.</w:t>
+                  </w:r>
+                  <w:r>
+                    <w:rPr>
+                      <w:rFonts w:ascii="Avenir Next" w:hAnsi="Avenir Next" w:cs="Avenir Next" w:eastAsia="Avenir Next"/>
+                      <w:color w:val="1A1A1A"/>
                       <w:sz w:val="20"/>
                       <w:szCs w:val="20"/>
                     </w:rPr>
-                    <w:t xml:space="preserve">a.</w:t>
-                  </w:r>
-                  <w:r>
-                    <w:rPr>
-                      <w:rFonts w:ascii="Avenir Next" w:hAnsi="Avenir Next" w:cs="Avenir Next" w:eastAsia="Avenir Next"/>
-                      <w:color w:val="1A1A1A"/>
-                      <w:sz w:val="20"/>
-                      <w:szCs w:val="20"/>
-                    </w:rPr>
                     <w:tab/>
                   </w:r>
                   <w:r>
                     <w:rPr>
                       <w:rFonts w:ascii="Avenir Next" w:hAnsi="Avenir Next" w:cs="Avenir Next" w:eastAsia="Avenir Next"/>
                       <w:color w:val="1A1A1A"/>
-                      <w:sz w:val="20"/>
+                      <w:sz w:val="22"/>
                       <w:szCs w:val="20"/>
                     </w:rPr>
                     <w:t xml:space="preserve">Median:</w:t>
@@ -1418,25 +1422,25 @@
                       <w:rFonts w:ascii="Avenir Next" w:hAnsi="Avenir Next" w:cs="Avenir Next" w:eastAsia="Avenir Next"/>
                       <w:b/>
                       <w:color w:val="003A70"/>
+                      <w:sz w:val="22"/>
+                      <w:szCs w:val="20"/>
+                    </w:rPr>
+                    <w:t xml:space="preserve">b.</w:t>
+                  </w:r>
+                  <w:r>
+                    <w:rPr>
+                      <w:rFonts w:ascii="Avenir Next" w:hAnsi="Avenir Next" w:cs="Avenir Next" w:eastAsia="Avenir Next"/>
+                      <w:color w:val="1A1A1A"/>
                       <w:sz w:val="20"/>
                       <w:szCs w:val="20"/>
                     </w:rPr>
-                    <w:t xml:space="preserve">b.</w:t>
-                  </w:r>
-                  <w:r>
-                    <w:rPr>
-                      <w:rFonts w:ascii="Avenir Next" w:hAnsi="Avenir Next" w:cs="Avenir Next" w:eastAsia="Avenir Next"/>
-                      <w:color w:val="1A1A1A"/>
-                      <w:sz w:val="20"/>
-                      <w:szCs w:val="20"/>
-                    </w:rPr>
                     <w:tab/>
                   </w:r>
                   <w:r>
                     <w:rPr>
                       <w:rFonts w:ascii="Avenir Next" w:hAnsi="Avenir Next" w:cs="Avenir Next" w:eastAsia="Avenir Next"/>
                       <w:color w:val="1A1A1A"/>
-                      <w:sz w:val="20"/>
+                      <w:sz w:val="22"/>
                       <w:szCs w:val="20"/>
                     </w:rPr>
                     <w:t xml:space="preserve">Is it one of the six values?</w:t>
@@ -1466,7 +1470,7 @@
           </w:tbl>
           <w:p>
             <w:pPr>
-              <w:spacing w:before="0" w:after="0" w:line="24" w:lineRule="auto"/>
+              <w:spacing w:before="0" w:after="0" w:line="50" w:lineRule="exact"/>
             </w:pPr>
           </w:p>
         </w:tc>
@@ -1489,18 +1493,18 @@
                 <w:rFonts w:ascii="Avenir Next" w:hAnsi="Avenir Next" w:cs="Avenir Next" w:eastAsia="Avenir Next"/>
                 <w:b/>
                 <w:color w:val="1A1A1A"/>
+                <w:sz w:val="22"/>
+                <w:szCs w:val="20"/>
+              </w:rPr>
+              <w:t xml:space="preserve">3.</w:t>
+            </w:r>
+            <w:r>
+              <w:rPr>
+                <w:rFonts w:ascii="Avenir Next" w:hAnsi="Avenir Next" w:cs="Avenir Next" w:eastAsia="Avenir Next"/>
+                <w:color w:val="1A1A1A"/>
                 <w:sz w:val="20"/>
                 <w:szCs w:val="20"/>
               </w:rPr>
-              <w:t xml:space="preserve">3.</w:t>
-            </w:r>
-            <w:r>
-              <w:rPr>
-                <w:rFonts w:ascii="Avenir Next" w:hAnsi="Avenir Next" w:cs="Avenir Next" w:eastAsia="Avenir Next"/>
-                <w:color w:val="1A1A1A"/>
-                <w:sz w:val="20"/>
-                <w:szCs w:val="20"/>
-              </w:rPr>
               <w:tab/>
             </w:r>
             <w:r>
@@ -1508,7 +1512,7 @@
                 <w:rFonts w:ascii="Avenir Next" w:hAnsi="Avenir Next" w:cs="Avenir Next" w:eastAsia="Avenir Next"/>
                 <w:b/>
                 <w:color w:val="1A1A1A"/>
-                <w:sz w:val="20"/>
+                <w:sz w:val="22"/>
                 <w:szCs w:val="20"/>
               </w:rPr>
               <w:t xml:space="preserve">Four Prices.  </w:t>
@@ -1517,7 +1521,7 @@
               <w:rPr>
                 <w:rFonts w:ascii="Avenir Next" w:hAnsi="Avenir Next" w:cs="Avenir Next" w:eastAsia="Avenir Next"/>
                 <w:color w:val="1A1A1A"/>
-                <w:sz w:val="20"/>
+                <w:sz w:val="22"/>
                 <w:szCs w:val="20"/>
               </w:rPr>
               <w:t xml:space="preserve">Four snacks cost $2.15, $1.85, $2.65, $2.35. Find the median price.</w:t>
@@ -1534,7 +1538,7 @@
                 <w:rFonts w:ascii="Avenir Next" w:hAnsi="Avenir Next" w:cs="Avenir Next" w:eastAsia="Avenir Next"/>
                 <w:b/>
                 <w:color w:val="003A70"/>
-                <w:sz w:val="17"/>
+                <w:sz w:val="22"/>
                 <w:szCs w:val="17"/>
               </w:rPr>
               <w:t xml:space="preserve">Hint  </w:t>
@@ -1544,7 +1548,7 @@
                 <w:rFonts w:ascii="Avenir Next" w:hAnsi="Avenir Next" w:cs="Avenir Next" w:eastAsia="Avenir Next"/>
                 <w:i/>
                 <w:color w:val="5A5F66"/>
-                <w:sz w:val="17"/>
+                <w:sz w:val="22"/>
                 <w:szCs w:val="17"/>
               </w:rPr>
               <w:t xml:space="preserve">Average the two middle prices.</w:t>
@@ -1552,7 +1556,7 @@
           </w:p>
           <w:p>
             <w:pPr>
-              <w:spacing w:before="0" w:after="0" w:line="60" w:lineRule="auto"/>
+              <w:spacing w:before="0" w:after="0" w:line="50" w:lineRule="exact"/>
             </w:pPr>
           </w:p>
           <w:tbl>
@@ -1621,25 +1625,25 @@
                 <w:rFonts w:ascii="Avenir Next" w:hAnsi="Avenir Next" w:cs="Avenir Next" w:eastAsia="Avenir Next"/>
                 <w:b/>
                 <w:color w:val="1A1A1A"/>
+                <w:sz w:val="22"/>
+                <w:szCs w:val="18"/>
+              </w:rPr>
+              <w:t xml:space="preserve">Answer</w:t>
+            </w:r>
+            <w:r>
+              <w:rPr>
+                <w:rFonts w:ascii="Avenir Next" w:hAnsi="Avenir Next" w:cs="Avenir Next" w:eastAsia="Avenir Next"/>
+                <w:color w:val="1A1A1A"/>
                 <w:sz w:val="18"/>
                 <w:szCs w:val="18"/>
               </w:rPr>
-              <w:t xml:space="preserve">Answer</w:t>
-            </w:r>
-            <w:r>
-              <w:rPr>
-                <w:rFonts w:ascii="Avenir Next" w:hAnsi="Avenir Next" w:cs="Avenir Next" w:eastAsia="Avenir Next"/>
-                <w:color w:val="1A1A1A"/>
-                <w:sz w:val="18"/>
-                <w:szCs w:val="18"/>
-              </w:rPr>
               <w:tab/>
             </w:r>
             <w:r>
               <w:rPr>
                 <w:rFonts w:ascii="Avenir Next" w:hAnsi="Avenir Next" w:cs="Avenir Next" w:eastAsia="Avenir Next"/>
                 <w:color w:val="1A1A1A"/>
-                <w:sz w:val="18"/>
+                <w:sz w:val="22"/>
                 <w:szCs w:val="18"/>
               </w:rPr>
               <w:t xml:space="preserve">  dollars</w:t>
@@ -1650,12 +1654,12 @@
     </w:tbl>
     <w:p>
       <w:pPr>
-        <w:spacing w:before="0" w:after="0" w:line="20" w:lineRule="exact"/>
+        <w:spacing w:before="0" w:after="0" w:line="50" w:lineRule="exact"/>
       </w:pPr>
     </w:p>
     <w:p>
       <w:pPr>
-        <w:spacing w:before="0" w:after="0" w:line="20" w:lineRule="exact"/>
+        <w:spacing w:before="0" w:after="0" w:line="50" w:lineRule="exact"/>
       </w:pPr>
     </w:p>
     <w:tbl>
@@ -1705,18 +1709,18 @@
                 <w:rFonts w:ascii="Avenir Next" w:hAnsi="Avenir Next" w:cs="Avenir Next" w:eastAsia="Avenir Next"/>
                 <w:b/>
                 <w:color w:val="1A1A1A"/>
+                <w:sz w:val="22"/>
+                <w:szCs w:val="20"/>
+              </w:rPr>
+              <w:t xml:space="preserve">4.</w:t>
+            </w:r>
+            <w:r>
+              <w:rPr>
+                <w:rFonts w:ascii="Avenir Next" w:hAnsi="Avenir Next" w:cs="Avenir Next" w:eastAsia="Avenir Next"/>
+                <w:color w:val="1A1A1A"/>
                 <w:sz w:val="20"/>
                 <w:szCs w:val="20"/>
               </w:rPr>
-              <w:t xml:space="preserve">4.</w:t>
-            </w:r>
-            <w:r>
-              <w:rPr>
-                <w:rFonts w:ascii="Avenir Next" w:hAnsi="Avenir Next" w:cs="Avenir Next" w:eastAsia="Avenir Next"/>
-                <w:color w:val="1A1A1A"/>
-                <w:sz w:val="20"/>
-                <w:szCs w:val="20"/>
-              </w:rPr>
               <w:tab/>
             </w:r>
             <w:r>
@@ -1724,7 +1728,7 @@
                 <w:rFonts w:ascii="Avenir Next" w:hAnsi="Avenir Next" w:cs="Avenir Next" w:eastAsia="Avenir Next"/>
                 <w:b/>
                 <w:color w:val="1A1A1A"/>
-                <w:sz w:val="20"/>
+                <w:sz w:val="22"/>
                 <w:szCs w:val="20"/>
               </w:rPr>
               <w:t xml:space="preserve">Hat Sale.  </w:t>
@@ -1733,7 +1737,7 @@
               <w:rPr>
                 <w:rFonts w:ascii="Avenir Next" w:hAnsi="Avenir Next" w:cs="Avenir Next" w:eastAsia="Avenir Next"/>
                 <w:color w:val="1A1A1A"/>
-                <w:sz w:val="20"/>
+                <w:sz w:val="22"/>
                 <w:szCs w:val="20"/>
               </w:rPr>
               <w:t xml:space="preserve">Six hat prices (dollars) are 26, 44, 42, 22, 52, 30. Find the median price.</w:t>
@@ -1750,7 +1754,7 @@
                 <w:rFonts w:ascii="Avenir Next" w:hAnsi="Avenir Next" w:cs="Avenir Next" w:eastAsia="Avenir Next"/>
                 <w:b/>
                 <w:color w:val="003A70"/>
-                <w:sz w:val="17"/>
+                <w:sz w:val="22"/>
                 <w:szCs w:val="17"/>
               </w:rPr>
               <w:t xml:space="preserve">Hint  </w:t>
@@ -1760,7 +1764,7 @@
                 <w:rFonts w:ascii="Avenir Next" w:hAnsi="Avenir Next" w:cs="Avenir Next" w:eastAsia="Avenir Next"/>
                 <w:i/>
                 <w:color w:val="5A5F66"/>
-                <w:sz w:val="17"/>
+                <w:sz w:val="22"/>
                 <w:szCs w:val="17"/>
               </w:rPr>
               <w:t xml:space="preserve">Cross off from both ends until two values remain.</w:t>
@@ -1768,7 +1772,7 @@
           </w:p>
           <w:p>
             <w:pPr>
-              <w:spacing w:before="0" w:after="0" w:line="60" w:lineRule="auto"/>
+              <w:spacing w:before="0" w:after="0" w:line="50" w:lineRule="exact"/>
             </w:pPr>
           </w:p>
           <w:tbl>
@@ -1837,25 +1841,25 @@
                 <w:rFonts w:ascii="Avenir Next" w:hAnsi="Avenir Next" w:cs="Avenir Next" w:eastAsia="Avenir Next"/>
                 <w:b/>
                 <w:color w:val="1A1A1A"/>
+                <w:sz w:val="22"/>
+                <w:szCs w:val="18"/>
+              </w:rPr>
+              <w:t xml:space="preserve">Answer</w:t>
+            </w:r>
+            <w:r>
+              <w:rPr>
+                <w:rFonts w:ascii="Avenir Next" w:hAnsi="Avenir Next" w:cs="Avenir Next" w:eastAsia="Avenir Next"/>
+                <w:color w:val="1A1A1A"/>
                 <w:sz w:val="18"/>
                 <w:szCs w:val="18"/>
               </w:rPr>
-              <w:t xml:space="preserve">Answer</w:t>
-            </w:r>
-            <w:r>
-              <w:rPr>
-                <w:rFonts w:ascii="Avenir Next" w:hAnsi="Avenir Next" w:cs="Avenir Next" w:eastAsia="Avenir Next"/>
-                <w:color w:val="1A1A1A"/>
-                <w:sz w:val="18"/>
-                <w:szCs w:val="18"/>
-              </w:rPr>
               <w:tab/>
             </w:r>
             <w:r>
               <w:rPr>
                 <w:rFonts w:ascii="Avenir Next" w:hAnsi="Avenir Next" w:cs="Avenir Next" w:eastAsia="Avenir Next"/>
                 <w:color w:val="1A1A1A"/>
-                <w:sz w:val="18"/>
+                <w:sz w:val="22"/>
                 <w:szCs w:val="18"/>
               </w:rPr>
               <w:t xml:space="preserve">  dollars</w:t>
@@ -1866,12 +1870,12 @@
     </w:tbl>
     <w:p>
       <w:pPr>
-        <w:spacing w:before="0" w:after="0" w:line="20" w:lineRule="exact"/>
+        <w:spacing w:before="0" w:after="0" w:line="50" w:lineRule="exact"/>
       </w:pPr>
     </w:p>
     <w:p>
       <w:pPr>
-        <w:spacing w:before="0" w:after="0" w:line="20" w:lineRule="exact"/>
+        <w:spacing w:before="0" w:after="0" w:line="50" w:lineRule="exact"/>
       </w:pPr>
     </w:p>
     <w:tbl>
@@ -1921,18 +1925,18 @@
                 <w:rFonts w:ascii="Avenir Next" w:hAnsi="Avenir Next" w:cs="Avenir Next" w:eastAsia="Avenir Next"/>
                 <w:b/>
                 <w:color w:val="1A1A1A"/>
+                <w:sz w:val="22"/>
+                <w:szCs w:val="20"/>
+              </w:rPr>
+              <w:t xml:space="preserve">5.</w:t>
+            </w:r>
+            <w:r>
+              <w:rPr>
+                <w:rFonts w:ascii="Avenir Next" w:hAnsi="Avenir Next" w:cs="Avenir Next" w:eastAsia="Avenir Next"/>
+                <w:color w:val="1A1A1A"/>
                 <w:sz w:val="20"/>
                 <w:szCs w:val="20"/>
               </w:rPr>
-              <w:t xml:space="preserve">5.</w:t>
-            </w:r>
-            <w:r>
-              <w:rPr>
-                <w:rFonts w:ascii="Avenir Next" w:hAnsi="Avenir Next" w:cs="Avenir Next" w:eastAsia="Avenir Next"/>
-                <w:color w:val="1A1A1A"/>
-                <w:sz w:val="20"/>
-                <w:szCs w:val="20"/>
-              </w:rPr>
               <w:tab/>
             </w:r>
             <w:r>
@@ -1940,7 +1944,7 @@
                 <w:rFonts w:ascii="Avenir Next" w:hAnsi="Avenir Next" w:cs="Avenir Next" w:eastAsia="Avenir Next"/>
                 <w:b/>
                 <w:color w:val="1A1A1A"/>
-                <w:sz w:val="20"/>
+                <w:sz w:val="22"/>
                 <w:szCs w:val="20"/>
               </w:rPr>
               <w:t xml:space="preserve">Two More Readers.</w:t>
@@ -1949,7 +1953,7 @@
               <w:rPr>
                 <w:rFonts w:ascii="Avenir Next" w:hAnsi="Avenir Next" w:cs="Avenir Next" w:eastAsia="Avenir Next"/>
                 <w:color w:val="1A1A1A"/>
-                <w:sz w:val="20"/>
+                <w:sz w:val="22"/>
                 <w:szCs w:val="20"/>
               </w:rPr>
               <w:t xml:space="preserve">  Five reading times are 15, 30, 40, 55, 60 minutes. Then two more readers report 20 and 35 minutes.</w:t>
@@ -2005,25 +2009,25 @@
                       <w:rFonts w:ascii="Avenir Next" w:hAnsi="Avenir Next" w:cs="Avenir Next" w:eastAsia="Avenir Next"/>
                       <w:b/>
                       <w:color w:val="003A70"/>
+                      <w:sz w:val="22"/>
+                      <w:szCs w:val="20"/>
+                    </w:rPr>
+                    <w:t xml:space="preserve">a.</w:t>
+                  </w:r>
+                  <w:r>
+                    <w:rPr>
+                      <w:rFonts w:ascii="Avenir Next" w:hAnsi="Avenir Next" w:cs="Avenir Next" w:eastAsia="Avenir Next"/>
+                      <w:color w:val="1A1A1A"/>
                       <w:sz w:val="20"/>
                       <w:szCs w:val="20"/>
                     </w:rPr>
-                    <w:t xml:space="preserve">a.</w:t>
-                  </w:r>
-                  <w:r>
-                    <w:rPr>
-                      <w:rFonts w:ascii="Avenir Next" w:hAnsi="Avenir Next" w:cs="Avenir Next" w:eastAsia="Avenir Next"/>
-                      <w:color w:val="1A1A1A"/>
-                      <w:sz w:val="20"/>
-                      <w:szCs w:val="20"/>
-                    </w:rPr>
                     <w:tab/>
                   </w:r>
                   <w:r>
                     <w:rPr>
                       <w:rFonts w:ascii="Avenir Next" w:hAnsi="Avenir Next" w:cs="Avenir Next" w:eastAsia="Avenir Next"/>
                       <w:color w:val="1A1A1A"/>
-                      <w:sz w:val="20"/>
+                      <w:sz w:val="22"/>
                       <w:szCs w:val="20"/>
                     </w:rPr>
                     <w:t xml:space="preserve">First five:</w:t>
@@ -2067,25 +2071,25 @@
                       <w:rFonts w:ascii="Avenir Next" w:hAnsi="Avenir Next" w:cs="Avenir Next" w:eastAsia="Avenir Next"/>
                       <w:b/>
                       <w:color w:val="003A70"/>
+                      <w:sz w:val="22"/>
+                      <w:szCs w:val="20"/>
+                    </w:rPr>
+                    <w:t xml:space="preserve">b.</w:t>
+                  </w:r>
+                  <w:r>
+                    <w:rPr>
+                      <w:rFonts w:ascii="Avenir Next" w:hAnsi="Avenir Next" w:cs="Avenir Next" w:eastAsia="Avenir Next"/>
+                      <w:color w:val="1A1A1A"/>
                       <w:sz w:val="20"/>
                       <w:szCs w:val="20"/>
                     </w:rPr>
-                    <w:t xml:space="preserve">b.</w:t>
-                  </w:r>
-                  <w:r>
-                    <w:rPr>
-                      <w:rFonts w:ascii="Avenir Next" w:hAnsi="Avenir Next" w:cs="Avenir Next" w:eastAsia="Avenir Next"/>
-                      <w:color w:val="1A1A1A"/>
-                      <w:sz w:val="20"/>
-                      <w:szCs w:val="20"/>
-                    </w:rPr>
                     <w:tab/>
                   </w:r>
                   <w:r>
                     <w:rPr>
                       <w:rFonts w:ascii="Avenir Next" w:hAnsi="Avenir Next" w:cs="Avenir Next" w:eastAsia="Avenir Next"/>
                       <w:color w:val="1A1A1A"/>
-                      <w:sz w:val="20"/>
+                      <w:sz w:val="22"/>
                       <w:szCs w:val="20"/>
                     </w:rPr>
                     <w:t xml:space="preserve">All seven:</w:t>
@@ -2129,25 +2133,25 @@
                       <w:rFonts w:ascii="Avenir Next" w:hAnsi="Avenir Next" w:cs="Avenir Next" w:eastAsia="Avenir Next"/>
                       <w:b/>
                       <w:color w:val="003A70"/>
+                      <w:sz w:val="22"/>
+                      <w:szCs w:val="20"/>
+                    </w:rPr>
+                    <w:t xml:space="preserve">c.</w:t>
+                  </w:r>
+                  <w:r>
+                    <w:rPr>
+                      <w:rFonts w:ascii="Avenir Next" w:hAnsi="Avenir Next" w:cs="Avenir Next" w:eastAsia="Avenir Next"/>
+                      <w:color w:val="1A1A1A"/>
                       <w:sz w:val="20"/>
                       <w:szCs w:val="20"/>
                     </w:rPr>
-                    <w:t xml:space="preserve">c.</w:t>
-                  </w:r>
-                  <w:r>
-                    <w:rPr>
-                      <w:rFonts w:ascii="Avenir Next" w:hAnsi="Avenir Next" w:cs="Avenir Next" w:eastAsia="Avenir Next"/>
-                      <w:color w:val="1A1A1A"/>
-                      <w:sz w:val="20"/>
-                      <w:szCs w:val="20"/>
-                    </w:rPr>
                     <w:tab/>
                   </w:r>
                   <w:r>
                     <w:rPr>
                       <w:rFonts w:ascii="Avenir Next" w:hAnsi="Avenir Next" w:cs="Avenir Next" w:eastAsia="Avenir Next"/>
                       <w:color w:val="1A1A1A"/>
-                      <w:sz w:val="20"/>
+                      <w:sz w:val="22"/>
                       <w:szCs w:val="20"/>
                     </w:rPr>
                     <w:t xml:space="preserve">Up or down?</w:t>
@@ -2177,7 +2181,7 @@
           </w:tbl>
           <w:p>
             <w:pPr>
-              <w:spacing w:before="0" w:after="0" w:line="24" w:lineRule="auto"/>
+              <w:spacing w:before="0" w:after="0" w:line="50" w:lineRule="exact"/>
             </w:pPr>
           </w:p>
         </w:tc>
@@ -2185,12 +2189,12 @@
     </w:tbl>
     <w:p>
       <w:pPr>
-        <w:spacing w:before="0" w:after="0" w:line="20" w:lineRule="exact"/>
+        <w:spacing w:before="0" w:after="0" w:line="50" w:lineRule="exact"/>
       </w:pPr>
     </w:p>
     <w:p>
       <w:pPr>
-        <w:spacing w:before="0" w:after="0" w:line="20" w:lineRule="exact"/>
+        <w:spacing w:before="0" w:after="0" w:line="50" w:lineRule="exact"/>
       </w:pPr>
     </w:p>
     <w:tbl>
@@ -2240,18 +2244,18 @@
                 <w:rFonts w:ascii="Avenir Next" w:hAnsi="Avenir Next" w:cs="Avenir Next" w:eastAsia="Avenir Next"/>
                 <w:b/>
                 <w:color w:val="1A1A1A"/>
+                <w:sz w:val="22"/>
+                <w:szCs w:val="20"/>
+              </w:rPr>
+              <w:t xml:space="preserve">6.</w:t>
+            </w:r>
+            <w:r>
+              <w:rPr>
+                <w:rFonts w:ascii="Avenir Next" w:hAnsi="Avenir Next" w:cs="Avenir Next" w:eastAsia="Avenir Next"/>
+                <w:color w:val="1A1A1A"/>
                 <w:sz w:val="20"/>
                 <w:szCs w:val="20"/>
               </w:rPr>
-              <w:t xml:space="preserve">6.</w:t>
-            </w:r>
-            <w:r>
-              <w:rPr>
-                <w:rFonts w:ascii="Avenir Next" w:hAnsi="Avenir Next" w:cs="Avenir Next" w:eastAsia="Avenir Next"/>
-                <w:color w:val="1A1A1A"/>
-                <w:sz w:val="20"/>
-                <w:szCs w:val="20"/>
-              </w:rPr>
               <w:tab/>
             </w:r>
             <w:r>
@@ -2259,7 +2263,7 @@
                 <w:rFonts w:ascii="Avenir Next" w:hAnsi="Avenir Next" w:cs="Avenir Next" w:eastAsia="Avenir Next"/>
                 <w:b/>
                 <w:color w:val="1A1A1A"/>
-                <w:sz w:val="20"/>
+                <w:sz w:val="22"/>
                 <w:szCs w:val="20"/>
               </w:rPr>
               <w:t xml:space="preserve">Ines’s Claim.  </w:t>
@@ -2268,7 +2272,7 @@
               <w:rPr>
                 <w:rFonts w:ascii="Avenir Next" w:hAnsi="Avenir Next" w:cs="Avenir Next" w:eastAsia="Avenir Next"/>
                 <w:color w:val="1A1A1A"/>
-                <w:sz w:val="20"/>
+                <w:sz w:val="22"/>
                 <w:szCs w:val="20"/>
               </w:rPr>
               <w:t xml:space="preserve">The ordered set 22, 26, 30, 34 has a median of 28. Ines adds the value 38 and says the median is still 28. Is Ines right? Find the new median.</w:t>
@@ -2336,7 +2340,7 @@
                     <w:rPr>
                       <w:rFonts w:ascii="Avenir Next" w:hAnsi="Avenir Next" w:cs="Avenir Next" w:eastAsia="Avenir Next"/>
                       <w:color w:val="1A1A1A"/>
-                      <w:sz w:val="19"/>
+                      <w:sz w:val="22"/>
                       <w:szCs w:val="19"/>
                     </w:rPr>
                     <w:t xml:space="preserve">Yes</w:t>
@@ -2375,7 +2379,7 @@
                     <w:rPr>
                       <w:rFonts w:ascii="Avenir Next" w:hAnsi="Avenir Next" w:cs="Avenir Next" w:eastAsia="Avenir Next"/>
                       <w:color w:val="1A1A1A"/>
-                      <w:sz w:val="19"/>
+                      <w:sz w:val="22"/>
                       <w:szCs w:val="19"/>
                     </w:rPr>
                     <w:t xml:space="preserve">No</w:t>
@@ -2397,7 +2401,7 @@
                 <w:rFonts w:ascii="Avenir Next" w:hAnsi="Avenir Next" w:cs="Avenir Next" w:eastAsia="Avenir Next"/>
                 <w:b/>
                 <w:color w:val="1A1A1A"/>
-                <w:sz w:val="18"/>
+                <w:sz w:val="22"/>
                 <w:szCs w:val="18"/>
               </w:rPr>
               <w:t xml:space="preserve">New median</w:t>
@@ -2417,12 +2421,12 @@
     </w:tbl>
     <w:p>
       <w:pPr>
-        <w:spacing w:before="0" w:after="0" w:line="20" w:lineRule="exact"/>
+        <w:spacing w:before="0" w:after="0" w:line="50" w:lineRule="exact"/>
       </w:pPr>
     </w:p>
     <w:p>
       <w:pPr>
-        <w:spacing w:before="0" w:after="0" w:line="20" w:lineRule="exact"/>
+        <w:spacing w:before="0" w:after="0" w:line="50" w:lineRule="exact"/>
       </w:pPr>
     </w:p>
     <w:tbl>
@@ -2472,18 +2476,18 @@
                 <w:rFonts w:ascii="Avenir Next" w:hAnsi="Avenir Next" w:cs="Avenir Next" w:eastAsia="Avenir Next"/>
                 <w:b/>
                 <w:color w:val="1A1A1A"/>
+                <w:sz w:val="22"/>
+                <w:szCs w:val="20"/>
+              </w:rPr>
+              <w:t xml:space="preserve">7.</w:t>
+            </w:r>
+            <w:r>
+              <w:rPr>
+                <w:rFonts w:ascii="Avenir Next" w:hAnsi="Avenir Next" w:cs="Avenir Next" w:eastAsia="Avenir Next"/>
+                <w:color w:val="1A1A1A"/>
                 <w:sz w:val="20"/>
                 <w:szCs w:val="20"/>
               </w:rPr>
-              <w:t xml:space="preserve">7.</w:t>
-            </w:r>
-            <w:r>
-              <w:rPr>
-                <w:rFonts w:ascii="Avenir Next" w:hAnsi="Avenir Next" w:cs="Avenir Next" w:eastAsia="Avenir Next"/>
-                <w:color w:val="1A1A1A"/>
-                <w:sz w:val="20"/>
-                <w:szCs w:val="20"/>
-              </w:rPr>
               <w:tab/>
             </w:r>
             <w:r>
@@ -2491,7 +2495,7 @@
                 <w:rFonts w:ascii="Avenir Next" w:hAnsi="Avenir Next" w:cs="Avenir Next" w:eastAsia="Avenir Next"/>
                 <w:b/>
                 <w:color w:val="1A1A1A"/>
-                <w:sz w:val="20"/>
+                <w:sz w:val="22"/>
                 <w:szCs w:val="20"/>
               </w:rPr>
               <w:t xml:space="preserve">Rainfall.  </w:t>
@@ -2500,7 +2504,7 @@
               <w:rPr>
                 <w:rFonts w:ascii="Avenir Next" w:hAnsi="Avenir Next" w:cs="Avenir Next" w:eastAsia="Avenir Next"/>
                 <w:color w:val="1A1A1A"/>
-                <w:sz w:val="20"/>
+                <w:sz w:val="22"/>
                 <w:szCs w:val="20"/>
               </w:rPr>
               <w:t xml:space="preserve">Rainfall (mm) over six days was 3, 12, 8, 1, 10, 6.</w:t>
@@ -2517,7 +2521,7 @@
                 <w:rFonts w:ascii="Avenir Next" w:hAnsi="Avenir Next" w:cs="Avenir Next" w:eastAsia="Avenir Next"/>
                 <w:b/>
                 <w:color w:val="003A70"/>
-                <w:sz w:val="17"/>
+                <w:sz w:val="22"/>
                 <w:szCs w:val="17"/>
               </w:rPr>
               <w:t xml:space="preserve">Hint  </w:t>
@@ -2527,7 +2531,7 @@
                 <w:rFonts w:ascii="Avenir Next" w:hAnsi="Avenir Next" w:cs="Avenir Next" w:eastAsia="Avenir Next"/>
                 <w:i/>
                 <w:color w:val="5A5F66"/>
-                <w:sz w:val="17"/>
+                <w:sz w:val="22"/>
                 <w:szCs w:val="17"/>
               </w:rPr>
               <w:t xml:space="preserve">With seven values, the median is the 4th in order.</w:t>
@@ -2547,10 +2551,28 @@
                 <w:rFonts w:ascii="Avenir Next" w:hAnsi="Avenir Next" w:cs="Avenir Next" w:eastAsia="Avenir Next"/>
                 <w:b/>
                 <w:color w:val="003A70"/>
+                <w:sz w:val="22"/>
+                <w:szCs w:val="20"/>
+              </w:rPr>
+              <w:t xml:space="preserve">a.</w:t>
+            </w:r>
+            <w:r>
+              <w:rPr>
+                <w:rFonts w:ascii="Avenir Next" w:hAnsi="Avenir Next" w:cs="Avenir Next" w:eastAsia="Avenir Next"/>
+                <w:color w:val="1A1A1A"/>
                 <w:sz w:val="20"/>
                 <w:szCs w:val="20"/>
               </w:rPr>
-              <w:t xml:space="preserve">a.</w:t>
+              <w:tab/>
+            </w:r>
+            <w:r>
+              <w:rPr>
+                <w:rFonts w:ascii="Avenir Next" w:hAnsi="Avenir Next" w:cs="Avenir Next" w:eastAsia="Avenir Next"/>
+                <w:color w:val="1A1A1A"/>
+                <w:sz w:val="22"/>
+                <w:szCs w:val="20"/>
+              </w:rPr>
+              <w:t xml:space="preserve">Find the median rainfall.</w:t>
             </w:r>
             <w:r>
               <w:rPr>
@@ -2559,7 +2581,7 @@
                 <w:sz w:val="20"/>
                 <w:szCs w:val="20"/>
               </w:rPr>
-              <w:tab/>
+              <w:t xml:space="preserve">  </w:t>
             </w:r>
             <w:r>
               <w:rPr>
@@ -2567,24 +2589,6 @@
                 <w:color w:val="1A1A1A"/>
                 <w:sz w:val="20"/>
                 <w:szCs w:val="20"/>
-              </w:rPr>
-              <w:t xml:space="preserve">Find the median rainfall.</w:t>
-            </w:r>
-            <w:r>
-              <w:rPr>
-                <w:rFonts w:ascii="Avenir Next" w:hAnsi="Avenir Next" w:cs="Avenir Next" w:eastAsia="Avenir Next"/>
-                <w:color w:val="1A1A1A"/>
-                <w:sz w:val="20"/>
-                <w:szCs w:val="20"/>
-              </w:rPr>
-              <w:t xml:space="preserve">  </w:t>
-            </w:r>
-            <w:r>
-              <w:rPr>
-                <w:rFonts w:ascii="Avenir Next" w:hAnsi="Avenir Next" w:cs="Avenir Next" w:eastAsia="Avenir Next"/>
-                <w:color w:val="1A1A1A"/>
-                <w:sz w:val="20"/>
-                <w:szCs w:val="20"/>
                 <w:u w:val="single"/>
               </w:rPr>
               <w:t xml:space="preserve">                </w:t>
@@ -2593,7 +2597,7 @@
               <w:rPr>
                 <w:rFonts w:ascii="Avenir Next" w:hAnsi="Avenir Next" w:cs="Avenir Next" w:eastAsia="Avenir Next"/>
                 <w:color w:val="1A1A1A"/>
-                <w:sz w:val="20"/>
+                <w:sz w:val="22"/>
                 <w:szCs w:val="20"/>
               </w:rPr>
               <w:t xml:space="preserve"> mm</w:t>
@@ -2613,10 +2617,28 @@
                 <w:rFonts w:ascii="Avenir Next" w:hAnsi="Avenir Next" w:cs="Avenir Next" w:eastAsia="Avenir Next"/>
                 <w:b/>
                 <w:color w:val="003A70"/>
+                <w:sz w:val="22"/>
+                <w:szCs w:val="20"/>
+              </w:rPr>
+              <w:t xml:space="preserve">b.</w:t>
+            </w:r>
+            <w:r>
+              <w:rPr>
+                <w:rFonts w:ascii="Avenir Next" w:hAnsi="Avenir Next" w:cs="Avenir Next" w:eastAsia="Avenir Next"/>
+                <w:color w:val="1A1A1A"/>
                 <w:sz w:val="20"/>
                 <w:szCs w:val="20"/>
               </w:rPr>
-              <w:t xml:space="preserve">b.</w:t>
+              <w:tab/>
+            </w:r>
+            <w:r>
+              <w:rPr>
+                <w:rFonts w:ascii="Avenir Next" w:hAnsi="Avenir Next" w:cs="Avenir Next" w:eastAsia="Avenir Next"/>
+                <w:color w:val="1A1A1A"/>
+                <w:sz w:val="22"/>
+                <w:szCs w:val="20"/>
+              </w:rPr>
+              <w:t xml:space="preserve">A seventh day brings 25 mm. New median:</w:t>
             </w:r>
             <w:r>
               <w:rPr>
@@ -2625,7 +2647,7 @@
                 <w:sz w:val="20"/>
                 <w:szCs w:val="20"/>
               </w:rPr>
-              <w:tab/>
+              <w:t xml:space="preserve">  </w:t>
             </w:r>
             <w:r>
               <w:rPr>
@@ -2633,24 +2655,6 @@
                 <w:color w:val="1A1A1A"/>
                 <w:sz w:val="20"/>
                 <w:szCs w:val="20"/>
-              </w:rPr>
-              <w:t xml:space="preserve">A seventh day brings 25 mm. New median:</w:t>
-            </w:r>
-            <w:r>
-              <w:rPr>
-                <w:rFonts w:ascii="Avenir Next" w:hAnsi="Avenir Next" w:cs="Avenir Next" w:eastAsia="Avenir Next"/>
-                <w:color w:val="1A1A1A"/>
-                <w:sz w:val="20"/>
-                <w:szCs w:val="20"/>
-              </w:rPr>
-              <w:t xml:space="preserve">  </w:t>
-            </w:r>
-            <w:r>
-              <w:rPr>
-                <w:rFonts w:ascii="Avenir Next" w:hAnsi="Avenir Next" w:cs="Avenir Next" w:eastAsia="Avenir Next"/>
-                <w:color w:val="1A1A1A"/>
-                <w:sz w:val="20"/>
-                <w:szCs w:val="20"/>
                 <w:u w:val="single"/>
               </w:rPr>
               <w:t xml:space="preserve">                </w:t>
@@ -2659,7 +2663,7 @@
               <w:rPr>
                 <w:rFonts w:ascii="Avenir Next" w:hAnsi="Avenir Next" w:cs="Avenir Next" w:eastAsia="Avenir Next"/>
                 <w:color w:val="1A1A1A"/>
-                <w:sz w:val="20"/>
+                <w:sz w:val="22"/>
                 <w:szCs w:val="20"/>
               </w:rPr>
               <w:t xml:space="preserve"> mm</w:t>
@@ -2679,25 +2683,25 @@
                 <w:rFonts w:ascii="Avenir Next" w:hAnsi="Avenir Next" w:cs="Avenir Next" w:eastAsia="Avenir Next"/>
                 <w:b/>
                 <w:color w:val="003A70"/>
+                <w:sz w:val="22"/>
+                <w:szCs w:val="20"/>
+              </w:rPr>
+              <w:t xml:space="preserve">c.</w:t>
+            </w:r>
+            <w:r>
+              <w:rPr>
+                <w:rFonts w:ascii="Avenir Next" w:hAnsi="Avenir Next" w:cs="Avenir Next" w:eastAsia="Avenir Next"/>
+                <w:color w:val="1A1A1A"/>
                 <w:sz w:val="20"/>
                 <w:szCs w:val="20"/>
               </w:rPr>
-              <w:t xml:space="preserve">c.</w:t>
-            </w:r>
-            <w:r>
-              <w:rPr>
-                <w:rFonts w:ascii="Avenir Next" w:hAnsi="Avenir Next" w:cs="Avenir Next" w:eastAsia="Avenir Next"/>
-                <w:color w:val="1A1A1A"/>
-                <w:sz w:val="20"/>
-                <w:szCs w:val="20"/>
-              </w:rPr>
               <w:tab/>
             </w:r>
             <w:r>
               <w:rPr>
                 <w:rFonts w:ascii="Avenir Next" w:hAnsi="Avenir Next" w:cs="Avenir Next" w:eastAsia="Avenir Next"/>
                 <w:color w:val="1A1A1A"/>
-                <w:sz w:val="20"/>
+                <w:sz w:val="22"/>
                 <w:szCs w:val="20"/>
               </w:rPr>
               <w:t xml:space="preserve">Why did the median move so little?</w:t>
@@ -2705,7 +2709,7 @@
           </w:p>
           <w:p>
             <w:pPr>
-              <w:spacing w:before="0" w:after="0" w:line="60" w:lineRule="auto"/>
+              <w:spacing w:before="0" w:after="0" w:line="50" w:lineRule="exact"/>
             </w:pPr>
           </w:p>
           <w:tbl>
@@ -2763,7 +2767,7 @@
           </w:tbl>
           <w:p>
             <w:pPr>
-              <w:spacing w:before="0" w:after="0" w:line="24" w:lineRule="auto"/>
+              <w:spacing w:before="0" w:after="0" w:line="50" w:lineRule="exact"/>
             </w:pPr>
           </w:p>
         </w:tc>
@@ -2771,12 +2775,12 @@
     </w:tbl>
     <w:p>
       <w:pPr>
-        <w:spacing w:before="0" w:after="0" w:line="20" w:lineRule="exact"/>
+        <w:spacing w:before="0" w:after="0" w:line="50" w:lineRule="exact"/>
       </w:pPr>
     </w:p>
     <w:p>
       <w:pPr>
-        <w:spacing w:before="0" w:after="0" w:line="20" w:lineRule="exact"/>
+        <w:spacing w:before="0" w:after="0" w:line="50" w:lineRule="exact"/>
       </w:pPr>
     </w:p>
     <w:tbl>
@@ -2826,18 +2830,18 @@
                 <w:rFonts w:ascii="Avenir Next" w:hAnsi="Avenir Next" w:cs="Avenir Next" w:eastAsia="Avenir Next"/>
                 <w:b/>
                 <w:color w:val="1A1A1A"/>
+                <w:sz w:val="22"/>
+                <w:szCs w:val="20"/>
+              </w:rPr>
+              <w:t xml:space="preserve">8.</w:t>
+            </w:r>
+            <w:r>
+              <w:rPr>
+                <w:rFonts w:ascii="Avenir Next" w:hAnsi="Avenir Next" w:cs="Avenir Next" w:eastAsia="Avenir Next"/>
+                <w:color w:val="1A1A1A"/>
                 <w:sz w:val="20"/>
                 <w:szCs w:val="20"/>
               </w:rPr>
-              <w:t xml:space="preserve">8.</w:t>
-            </w:r>
-            <w:r>
-              <w:rPr>
-                <w:rFonts w:ascii="Avenir Next" w:hAnsi="Avenir Next" w:cs="Avenir Next" w:eastAsia="Avenir Next"/>
-                <w:color w:val="1A1A1A"/>
-                <w:sz w:val="20"/>
-                <w:szCs w:val="20"/>
-              </w:rPr>
               <w:tab/>
             </w:r>
             <w:r>
@@ -2845,7 +2849,7 @@
                 <w:rFonts w:ascii="Avenir Next" w:hAnsi="Avenir Next" w:cs="Avenir Next" w:eastAsia="Avenir Next"/>
                 <w:b/>
                 <w:color w:val="1A1A1A"/>
-                <w:sz w:val="20"/>
+                <w:sz w:val="22"/>
                 <w:szCs w:val="20"/>
               </w:rPr>
               <w:t xml:space="preserve">Even and Odd.  </w:t>
@@ -2854,7 +2858,7 @@
               <w:rPr>
                 <w:rFonts w:ascii="Avenir Next" w:hAnsi="Avenir Next" w:cs="Avenir Next" w:eastAsia="Avenir Next"/>
                 <w:color w:val="1A1A1A"/>
-                <w:sz w:val="20"/>
+                <w:sz w:val="22"/>
                 <w:szCs w:val="20"/>
               </w:rPr>
               <w:t xml:space="preserve">Eight reading times are 24, 37, 29, 43, 32, 39, 27, 34 minutes.</w:t>
@@ -2874,10 +2878,28 @@
                 <w:rFonts w:ascii="Avenir Next" w:hAnsi="Avenir Next" w:cs="Avenir Next" w:eastAsia="Avenir Next"/>
                 <w:b/>
                 <w:color w:val="003A70"/>
+                <w:sz w:val="22"/>
+                <w:szCs w:val="20"/>
+              </w:rPr>
+              <w:t xml:space="preserve">a.</w:t>
+            </w:r>
+            <w:r>
+              <w:rPr>
+                <w:rFonts w:ascii="Avenir Next" w:hAnsi="Avenir Next" w:cs="Avenir Next" w:eastAsia="Avenir Next"/>
+                <w:color w:val="1A1A1A"/>
                 <w:sz w:val="20"/>
                 <w:szCs w:val="20"/>
               </w:rPr>
-              <w:t xml:space="preserve">a.</w:t>
+              <w:tab/>
+            </w:r>
+            <w:r>
+              <w:rPr>
+                <w:rFonts w:ascii="Avenir Next" w:hAnsi="Avenir Next" w:cs="Avenir Next" w:eastAsia="Avenir Next"/>
+                <w:color w:val="1A1A1A"/>
+                <w:sz w:val="22"/>
+                <w:szCs w:val="20"/>
+              </w:rPr>
+              <w:t xml:space="preserve">Find the median.</w:t>
             </w:r>
             <w:r>
               <w:rPr>
@@ -2886,7 +2908,7 @@
                 <w:sz w:val="20"/>
                 <w:szCs w:val="20"/>
               </w:rPr>
-              <w:tab/>
+              <w:t xml:space="preserve">  </w:t>
             </w:r>
             <w:r>
               <w:rPr>
@@ -2894,24 +2916,6 @@
                 <w:color w:val="1A1A1A"/>
                 <w:sz w:val="20"/>
                 <w:szCs w:val="20"/>
-              </w:rPr>
-              <w:t xml:space="preserve">Find the median.</w:t>
-            </w:r>
-            <w:r>
-              <w:rPr>
-                <w:rFonts w:ascii="Avenir Next" w:hAnsi="Avenir Next" w:cs="Avenir Next" w:eastAsia="Avenir Next"/>
-                <w:color w:val="1A1A1A"/>
-                <w:sz w:val="20"/>
-                <w:szCs w:val="20"/>
-              </w:rPr>
-              <w:t xml:space="preserve">  </w:t>
-            </w:r>
-            <w:r>
-              <w:rPr>
-                <w:rFonts w:ascii="Avenir Next" w:hAnsi="Avenir Next" w:cs="Avenir Next" w:eastAsia="Avenir Next"/>
-                <w:color w:val="1A1A1A"/>
-                <w:sz w:val="20"/>
-                <w:szCs w:val="20"/>
                 <w:u w:val="single"/>
               </w:rPr>
               <w:t xml:space="preserve">                </w:t>
@@ -2920,7 +2924,7 @@
               <w:rPr>
                 <w:rFonts w:ascii="Avenir Next" w:hAnsi="Avenir Next" w:cs="Avenir Next" w:eastAsia="Avenir Next"/>
                 <w:color w:val="1A1A1A"/>
-                <w:sz w:val="20"/>
+                <w:sz w:val="22"/>
                 <w:szCs w:val="20"/>
               </w:rPr>
               <w:t xml:space="preserve"> min</w:t>
@@ -2940,25 +2944,25 @@
                 <w:rFonts w:ascii="Avenir Next" w:hAnsi="Avenir Next" w:cs="Avenir Next" w:eastAsia="Avenir Next"/>
                 <w:b/>
                 <w:color w:val="003A70"/>
+                <w:sz w:val="22"/>
+                <w:szCs w:val="20"/>
+              </w:rPr>
+              <w:t xml:space="preserve">b.</w:t>
+            </w:r>
+            <w:r>
+              <w:rPr>
+                <w:rFonts w:ascii="Avenir Next" w:hAnsi="Avenir Next" w:cs="Avenir Next" w:eastAsia="Avenir Next"/>
+                <w:color w:val="1A1A1A"/>
                 <w:sz w:val="20"/>
                 <w:szCs w:val="20"/>
               </w:rPr>
-              <w:t xml:space="preserve">b.</w:t>
-            </w:r>
-            <w:r>
-              <w:rPr>
-                <w:rFonts w:ascii="Avenir Next" w:hAnsi="Avenir Next" w:cs="Avenir Next" w:eastAsia="Avenir Next"/>
-                <w:color w:val="1A1A1A"/>
-                <w:sz w:val="20"/>
-                <w:szCs w:val="20"/>
-              </w:rPr>
               <w:tab/>
             </w:r>
             <w:r>
               <w:rPr>
                 <w:rFonts w:ascii="Avenir Next" w:hAnsi="Avenir Next" w:cs="Avenir Next" w:eastAsia="Avenir Next"/>
                 <w:color w:val="1A1A1A"/>
-                <w:sz w:val="20"/>
+                <w:sz w:val="22"/>
                 <w:szCs w:val="20"/>
               </w:rPr>
               <w:t xml:space="preserve">Why is the median not one of the eight times?</w:t>
@@ -2966,7 +2970,7 @@
           </w:p>
           <w:p>
             <w:pPr>
-              <w:spacing w:before="0" w:after="0" w:line="60" w:lineRule="auto"/>
+              <w:spacing w:before="0" w:after="0" w:line="50" w:lineRule="exact"/>
             </w:pPr>
           </w:p>
           <w:tbl>
@@ -3024,7 +3028,7 @@
           </w:tbl>
           <w:p>
             <w:pPr>
-              <w:spacing w:before="0" w:after="0" w:line="24" w:lineRule="auto"/>
+              <w:spacing w:before="0" w:after="0" w:line="50" w:lineRule="exact"/>
             </w:pPr>
           </w:p>
         </w:tc>
@@ -3032,11 +3036,12 @@
     </w:tbl>
     <w:p>
       <w:pPr>
-        <w:spacing w:before="0" w:after="0" w:line="20" w:lineRule="exact"/>
+        <w:spacing w:before="0" w:after="0" w:line="50" w:lineRule="exact"/>
       </w:pPr>
     </w:p>
     <w:p>
       <w:pPr>
+        <w:pStyle w:val="Heading2"/>
         <w:keepNext/>
         <w:pBdr>
           <w:bottom w:val="single" w:sz="8" w:space="3" w:color="003A70"/>
@@ -3052,7 +3057,7 @@
           <w:b/>
           <w:color w:val="003A70"/>
           <w:spacing w:val="14"/>
-          <w:sz w:val="19"/>
+          <w:sz w:val="22"/>
           <w:szCs w:val="19"/>
         </w:rPr>
         <w:t xml:space="preserve">FIND THE ERROR</w:t>
@@ -3071,7 +3076,7 @@
           <w:rFonts w:ascii="Avenir Next" w:hAnsi="Avenir Next" w:cs="Avenir Next" w:eastAsia="Avenir Next"/>
           <w:i/>
           <w:color w:val="5A5F66"/>
-          <w:sz w:val="17"/>
+          <w:sz w:val="22"/>
           <w:szCs w:val="17"/>
         </w:rPr>
         <w:t xml:space="preserve">explain the mistake, then fix it</w:t>
@@ -3079,7 +3084,7 @@
     </w:p>
     <w:p>
       <w:pPr>
-        <w:spacing w:before="0" w:after="0" w:line="20" w:lineRule="exact"/>
+        <w:spacing w:before="0" w:after="0" w:line="50" w:lineRule="exact"/>
       </w:pPr>
     </w:p>
     <w:tbl>
@@ -3129,18 +3134,18 @@
                 <w:rFonts w:ascii="Avenir Next" w:hAnsi="Avenir Next" w:cs="Avenir Next" w:eastAsia="Avenir Next"/>
                 <w:b/>
                 <w:color w:val="1A1A1A"/>
+                <w:sz w:val="22"/>
+                <w:szCs w:val="20"/>
+              </w:rPr>
+              <w:t xml:space="preserve">9.</w:t>
+            </w:r>
+            <w:r>
+              <w:rPr>
+                <w:rFonts w:ascii="Avenir Next" w:hAnsi="Avenir Next" w:cs="Avenir Next" w:eastAsia="Avenir Next"/>
+                <w:color w:val="1A1A1A"/>
                 <w:sz w:val="20"/>
                 <w:szCs w:val="20"/>
               </w:rPr>
-              <w:t xml:space="preserve">9.</w:t>
-            </w:r>
-            <w:r>
-              <w:rPr>
-                <w:rFonts w:ascii="Avenir Next" w:hAnsi="Avenir Next" w:cs="Avenir Next" w:eastAsia="Avenir Next"/>
-                <w:color w:val="1A1A1A"/>
-                <w:sz w:val="20"/>
-                <w:szCs w:val="20"/>
-              </w:rPr>
               <w:tab/>
             </w:r>
             <w:r>
@@ -3148,7 +3153,7 @@
                 <w:rFonts w:ascii="Avenir Next" w:hAnsi="Avenir Next" w:cs="Avenir Next" w:eastAsia="Avenir Next"/>
                 <w:b/>
                 <w:color w:val="1A1A1A"/>
-                <w:sz w:val="20"/>
+                <w:sz w:val="22"/>
                 <w:szCs w:val="20"/>
               </w:rPr>
               <w:t xml:space="preserve">Malik’s Work.  </w:t>
@@ -3157,7 +3162,7 @@
               <w:rPr>
                 <w:rFonts w:ascii="Avenir Next" w:hAnsi="Avenir Next" w:cs="Avenir Next" w:eastAsia="Avenir Next"/>
                 <w:color w:val="1A1A1A"/>
-                <w:sz w:val="20"/>
+                <w:sz w:val="22"/>
                 <w:szCs w:val="20"/>
               </w:rPr>
               <w:t xml:space="preserve">For 5, 9, 14, 20, Malik wrote: “The median is 9 and 14 because both are in the middle.” Explain the mistake and find the median.</w:t>
@@ -3203,7 +3208,7 @@
                 </w:tcPr>
                 <w:p>
                   <w:pPr>
-                    <w:spacing w:before="0" w:after="0" w:line="240" w:lineRule="auto"/>
+                    <w:spacing w:before="0" w:after="0" w:line="50" w:lineRule="exact"/>
                   </w:pPr>
                 </w:p>
               </w:tc>
@@ -3223,7 +3228,7 @@
                 </w:tcPr>
                 <w:p>
                   <w:pPr>
-                    <w:spacing w:before="0" w:after="0" w:line="240" w:lineRule="auto"/>
+                    <w:spacing w:before="0" w:after="0" w:line="50" w:lineRule="exact"/>
                   </w:pPr>
                 </w:p>
               </w:tc>
@@ -3243,7 +3248,7 @@
                 </w:tcPr>
                 <w:p>
                   <w:pPr>
-                    <w:spacing w:before="0" w:after="0" w:line="240" w:lineRule="auto"/>
+                    <w:spacing w:before="0" w:after="0" w:line="50" w:lineRule="exact"/>
                   </w:pPr>
                 </w:p>
               </w:tc>
@@ -3251,7 +3256,7 @@
           </w:tbl>
           <w:p>
             <w:pPr>
-              <w:spacing w:before="0" w:after="0" w:line="24" w:lineRule="auto"/>
+              <w:spacing w:before="0" w:after="0" w:line="50" w:lineRule="exact"/>
             </w:pPr>
           </w:p>
         </w:tc>
@@ -3259,11 +3264,12 @@
     </w:tbl>
     <w:p>
       <w:pPr>
-        <w:spacing w:before="0" w:after="0" w:line="20" w:lineRule="exact"/>
+        <w:spacing w:before="0" w:after="0" w:line="50" w:lineRule="exact"/>
       </w:pPr>
     </w:p>
     <w:p>
       <w:pPr>
+        <w:pStyle w:val="Heading2"/>
         <w:keepNext/>
         <w:pBdr>
           <w:bottom w:val="single" w:sz="8" w:space="3" w:color="003A70"/>
@@ -3279,7 +3285,7 @@
           <w:b/>
           <w:color w:val="003A70"/>
           <w:spacing w:val="14"/>
-          <w:sz w:val="19"/>
+          <w:sz w:val="22"/>
           <w:szCs w:val="19"/>
         </w:rPr>
         <w:t xml:space="preserve">TEST PRACTICE</w:t>
@@ -3298,7 +3304,7 @@
           <w:rFonts w:ascii="Avenir Next" w:hAnsi="Avenir Next" w:cs="Avenir Next" w:eastAsia="Avenir Next"/>
           <w:i/>
           <w:color w:val="5A5F66"/>
-          <w:sz w:val="17"/>
+          <w:sz w:val="22"/>
           <w:szCs w:val="17"/>
         </w:rPr>
         <w:t xml:space="preserve">choose the best answer</w:t>
@@ -3306,7 +3312,7 @@
     </w:p>
     <w:p>
       <w:pPr>
-        <w:spacing w:before="0" w:after="0" w:line="20" w:lineRule="exact"/>
+        <w:spacing w:before="0" w:after="0" w:line="50" w:lineRule="exact"/>
       </w:pPr>
     </w:p>
     <w:tbl>
@@ -3356,25 +3362,25 @@
                 <w:rFonts w:ascii="Avenir Next" w:hAnsi="Avenir Next" w:cs="Avenir Next" w:eastAsia="Avenir Next"/>
                 <w:b/>
                 <w:color w:val="1A1A1A"/>
+                <w:sz w:val="22"/>
+                <w:szCs w:val="20"/>
+              </w:rPr>
+              <w:t xml:space="preserve">10.</w:t>
+            </w:r>
+            <w:r>
+              <w:rPr>
+                <w:rFonts w:ascii="Avenir Next" w:hAnsi="Avenir Next" w:cs="Avenir Next" w:eastAsia="Avenir Next"/>
+                <w:color w:val="1A1A1A"/>
                 <w:sz w:val="20"/>
                 <w:szCs w:val="20"/>
               </w:rPr>
-              <w:t xml:space="preserve">10.</w:t>
-            </w:r>
-            <w:r>
-              <w:rPr>
-                <w:rFonts w:ascii="Avenir Next" w:hAnsi="Avenir Next" w:cs="Avenir Next" w:eastAsia="Avenir Next"/>
-                <w:color w:val="1A1A1A"/>
-                <w:sz w:val="20"/>
-                <w:szCs w:val="20"/>
-              </w:rPr>
               <w:tab/>
             </w:r>
             <w:r>
               <w:rPr>
                 <w:rFonts w:ascii="Avenir Next" w:hAnsi="Avenir Next" w:cs="Avenir Next" w:eastAsia="Avenir Next"/>
                 <w:color w:val="1A1A1A"/>
-                <w:sz w:val="20"/>
+                <w:sz w:val="22"/>
                 <w:szCs w:val="20"/>
               </w:rPr>
               <w:t xml:space="preserve">What is the median of 15, 21, 18, 24, 20, 17?</w:t>
@@ -3430,25 +3436,25 @@
                       <w:rFonts w:ascii="Avenir Next" w:hAnsi="Avenir Next" w:cs="Avenir Next" w:eastAsia="Avenir Next"/>
                       <w:b/>
                       <w:color w:val="003A70"/>
+                      <w:sz w:val="22"/>
+                      <w:szCs w:val="19"/>
+                    </w:rPr>
+                    <w:t xml:space="preserve">A</w:t>
+                  </w:r>
+                  <w:r>
+                    <w:rPr>
+                      <w:rFonts w:ascii="Avenir Next" w:hAnsi="Avenir Next" w:cs="Avenir Next" w:eastAsia="Avenir Next"/>
+                      <w:color w:val="1A1A1A"/>
                       <w:sz w:val="19"/>
                       <w:szCs w:val="19"/>
                     </w:rPr>
-                    <w:t xml:space="preserve">A</w:t>
-                  </w:r>
-                  <w:r>
-                    <w:rPr>
-                      <w:rFonts w:ascii="Avenir Next" w:hAnsi="Avenir Next" w:cs="Avenir Next" w:eastAsia="Avenir Next"/>
-                      <w:color w:val="1A1A1A"/>
-                      <w:sz w:val="19"/>
-                      <w:szCs w:val="19"/>
-                    </w:rPr>
                     <w:tab/>
                   </w:r>
                   <w:r>
                     <w:rPr>
                       <w:rFonts w:ascii="Avenir Next" w:hAnsi="Avenir Next" w:cs="Avenir Next" w:eastAsia="Avenir Next"/>
                       <w:color w:val="1A1A1A"/>
-                      <w:sz w:val="19"/>
+                      <w:sz w:val="22"/>
                       <w:szCs w:val="19"/>
                     </w:rPr>
                     <w:t xml:space="preserve">18</w:t>
@@ -3473,25 +3479,25 @@
                       <w:rFonts w:ascii="Avenir Next" w:hAnsi="Avenir Next" w:cs="Avenir Next" w:eastAsia="Avenir Next"/>
                       <w:b/>
                       <w:color w:val="003A70"/>
+                      <w:sz w:val="22"/>
+                      <w:szCs w:val="19"/>
+                    </w:rPr>
+                    <w:t xml:space="preserve">B</w:t>
+                  </w:r>
+                  <w:r>
+                    <w:rPr>
+                      <w:rFonts w:ascii="Avenir Next" w:hAnsi="Avenir Next" w:cs="Avenir Next" w:eastAsia="Avenir Next"/>
+                      <w:color w:val="1A1A1A"/>
                       <w:sz w:val="19"/>
                       <w:szCs w:val="19"/>
                     </w:rPr>
-                    <w:t xml:space="preserve">B</w:t>
-                  </w:r>
-                  <w:r>
-                    <w:rPr>
-                      <w:rFonts w:ascii="Avenir Next" w:hAnsi="Avenir Next" w:cs="Avenir Next" w:eastAsia="Avenir Next"/>
-                      <w:color w:val="1A1A1A"/>
-                      <w:sz w:val="19"/>
-                      <w:szCs w:val="19"/>
-                    </w:rPr>
                     <w:tab/>
                   </w:r>
                   <w:r>
                     <w:rPr>
                       <w:rFonts w:ascii="Avenir Next" w:hAnsi="Avenir Next" w:cs="Avenir Next" w:eastAsia="Avenir Next"/>
                       <w:color w:val="1A1A1A"/>
-                      <w:sz w:val="19"/>
+                      <w:sz w:val="22"/>
                       <w:szCs w:val="19"/>
                     </w:rPr>
                     <w:t xml:space="preserve">19</w:t>
@@ -3516,25 +3522,25 @@
                       <w:rFonts w:ascii="Avenir Next" w:hAnsi="Avenir Next" w:cs="Avenir Next" w:eastAsia="Avenir Next"/>
                       <w:b/>
                       <w:color w:val="003A70"/>
+                      <w:sz w:val="22"/>
+                      <w:szCs w:val="19"/>
+                    </w:rPr>
+                    <w:t xml:space="preserve">C</w:t>
+                  </w:r>
+                  <w:r>
+                    <w:rPr>
+                      <w:rFonts w:ascii="Avenir Next" w:hAnsi="Avenir Next" w:cs="Avenir Next" w:eastAsia="Avenir Next"/>
+                      <w:color w:val="1A1A1A"/>
                       <w:sz w:val="19"/>
                       <w:szCs w:val="19"/>
                     </w:rPr>
-                    <w:t xml:space="preserve">C</w:t>
-                  </w:r>
-                  <w:r>
-                    <w:rPr>
-                      <w:rFonts w:ascii="Avenir Next" w:hAnsi="Avenir Next" w:cs="Avenir Next" w:eastAsia="Avenir Next"/>
-                      <w:color w:val="1A1A1A"/>
-                      <w:sz w:val="19"/>
-                      <w:szCs w:val="19"/>
-                    </w:rPr>
                     <w:tab/>
                   </w:r>
                   <w:r>
                     <w:rPr>
                       <w:rFonts w:ascii="Avenir Next" w:hAnsi="Avenir Next" w:cs="Avenir Next" w:eastAsia="Avenir Next"/>
                       <w:color w:val="1A1A1A"/>
-                      <w:sz w:val="19"/>
+                      <w:sz w:val="22"/>
                       <w:szCs w:val="19"/>
                     </w:rPr>
                     <w:t xml:space="preserve">20</w:t>
@@ -3559,25 +3565,25 @@
                       <w:rFonts w:ascii="Avenir Next" w:hAnsi="Avenir Next" w:cs="Avenir Next" w:eastAsia="Avenir Next"/>
                       <w:b/>
                       <w:color w:val="003A70"/>
+                      <w:sz w:val="22"/>
+                      <w:szCs w:val="19"/>
+                    </w:rPr>
+                    <w:t xml:space="preserve">D</w:t>
+                  </w:r>
+                  <w:r>
+                    <w:rPr>
+                      <w:rFonts w:ascii="Avenir Next" w:hAnsi="Avenir Next" w:cs="Avenir Next" w:eastAsia="Avenir Next"/>
+                      <w:color w:val="1A1A1A"/>
                       <w:sz w:val="19"/>
                       <w:szCs w:val="19"/>
                     </w:rPr>
-                    <w:t xml:space="preserve">D</w:t>
-                  </w:r>
-                  <w:r>
-                    <w:rPr>
-                      <w:rFonts w:ascii="Avenir Next" w:hAnsi="Avenir Next" w:cs="Avenir Next" w:eastAsia="Avenir Next"/>
-                      <w:color w:val="1A1A1A"/>
-                      <w:sz w:val="19"/>
-                      <w:szCs w:val="19"/>
-                    </w:rPr>
                     <w:tab/>
                   </w:r>
                   <w:r>
                     <w:rPr>
                       <w:rFonts w:ascii="Avenir Next" w:hAnsi="Avenir Next" w:cs="Avenir Next" w:eastAsia="Avenir Next"/>
                       <w:color w:val="1A1A1A"/>
-                      <w:sz w:val="19"/>
+                      <w:sz w:val="22"/>
                       <w:szCs w:val="19"/>
                     </w:rPr>
                     <w:t xml:space="preserve">21</w:t>
@@ -3588,7 +3594,7 @@
           </w:tbl>
           <w:p>
             <w:pPr>
-              <w:spacing w:before="0" w:after="0" w:line="24" w:lineRule="auto"/>
+              <w:spacing w:before="0" w:after="0" w:line="50" w:lineRule="exact"/>
             </w:pPr>
           </w:p>
         </w:tc>
@@ -3596,12 +3602,12 @@
     </w:tbl>
     <w:p>
       <w:pPr>
-        <w:spacing w:before="0" w:after="0" w:line="20" w:lineRule="exact"/>
+        <w:spacing w:before="0" w:after="0" w:line="50" w:lineRule="exact"/>
       </w:pPr>
     </w:p>
     <w:p>
       <w:pPr>
-        <w:spacing w:before="0" w:after="0" w:line="20" w:lineRule="exact"/>
+        <w:spacing w:before="0" w:after="0" w:line="50" w:lineRule="exact"/>
       </w:pPr>
     </w:p>
     <w:tbl>
@@ -3651,25 +3657,25 @@
                 <w:rFonts w:ascii="Avenir Next" w:hAnsi="Avenir Next" w:cs="Avenir Next" w:eastAsia="Avenir Next"/>
                 <w:b/>
                 <w:color w:val="1A1A1A"/>
+                <w:sz w:val="22"/>
+                <w:szCs w:val="20"/>
+              </w:rPr>
+              <w:t xml:space="preserve">11.</w:t>
+            </w:r>
+            <w:r>
+              <w:rPr>
+                <w:rFonts w:ascii="Avenir Next" w:hAnsi="Avenir Next" w:cs="Avenir Next" w:eastAsia="Avenir Next"/>
+                <w:color w:val="1A1A1A"/>
                 <w:sz w:val="20"/>
                 <w:szCs w:val="20"/>
               </w:rPr>
-              <w:t xml:space="preserve">11.</w:t>
-            </w:r>
-            <w:r>
-              <w:rPr>
-                <w:rFonts w:ascii="Avenir Next" w:hAnsi="Avenir Next" w:cs="Avenir Next" w:eastAsia="Avenir Next"/>
-                <w:color w:val="1A1A1A"/>
-                <w:sz w:val="20"/>
-                <w:szCs w:val="20"/>
-              </w:rPr>
               <w:tab/>
             </w:r>
             <w:r>
               <w:rPr>
                 <w:rFonts w:ascii="Avenir Next" w:hAnsi="Avenir Next" w:cs="Avenir Next" w:eastAsia="Avenir Next"/>
                 <w:color w:val="1A1A1A"/>
-                <w:sz w:val="20"/>
+                <w:sz w:val="22"/>
                 <w:szCs w:val="20"/>
               </w:rPr>
               <w:t xml:space="preserve">The median of 10 ordered values is the average of the —</w:t>
@@ -3723,25 +3729,25 @@
                       <w:rFonts w:ascii="Avenir Next" w:hAnsi="Avenir Next" w:cs="Avenir Next" w:eastAsia="Avenir Next"/>
                       <w:b/>
                       <w:color w:val="003A70"/>
+                      <w:sz w:val="22"/>
+                      <w:szCs w:val="19"/>
+                    </w:rPr>
+                    <w:t xml:space="preserve">A</w:t>
+                  </w:r>
+                  <w:r>
+                    <w:rPr>
+                      <w:rFonts w:ascii="Avenir Next" w:hAnsi="Avenir Next" w:cs="Avenir Next" w:eastAsia="Avenir Next"/>
+                      <w:color w:val="1A1A1A"/>
                       <w:sz w:val="19"/>
                       <w:szCs w:val="19"/>
                     </w:rPr>
-                    <w:t xml:space="preserve">A</w:t>
-                  </w:r>
-                  <w:r>
-                    <w:rPr>
-                      <w:rFonts w:ascii="Avenir Next" w:hAnsi="Avenir Next" w:cs="Avenir Next" w:eastAsia="Avenir Next"/>
-                      <w:color w:val="1A1A1A"/>
-                      <w:sz w:val="19"/>
-                      <w:szCs w:val="19"/>
-                    </w:rPr>
                     <w:tab/>
                   </w:r>
                   <w:r>
                     <w:rPr>
                       <w:rFonts w:ascii="Avenir Next" w:hAnsi="Avenir Next" w:cs="Avenir Next" w:eastAsia="Avenir Next"/>
                       <w:color w:val="1A1A1A"/>
-                      <w:sz w:val="19"/>
+                      <w:sz w:val="22"/>
                       <w:szCs w:val="19"/>
                     </w:rPr>
                     <w:t xml:space="preserve">1st and 10th values</w:t>
@@ -3766,25 +3772,25 @@
                       <w:rFonts w:ascii="Avenir Next" w:hAnsi="Avenir Next" w:cs="Avenir Next" w:eastAsia="Avenir Next"/>
                       <w:b/>
                       <w:color w:val="003A70"/>
+                      <w:sz w:val="22"/>
+                      <w:szCs w:val="19"/>
+                    </w:rPr>
+                    <w:t xml:space="preserve">B</w:t>
+                  </w:r>
+                  <w:r>
+                    <w:rPr>
+                      <w:rFonts w:ascii="Avenir Next" w:hAnsi="Avenir Next" w:cs="Avenir Next" w:eastAsia="Avenir Next"/>
+                      <w:color w:val="1A1A1A"/>
                       <w:sz w:val="19"/>
                       <w:szCs w:val="19"/>
                     </w:rPr>
-                    <w:t xml:space="preserve">B</w:t>
-                  </w:r>
-                  <w:r>
-                    <w:rPr>
-                      <w:rFonts w:ascii="Avenir Next" w:hAnsi="Avenir Next" w:cs="Avenir Next" w:eastAsia="Avenir Next"/>
-                      <w:color w:val="1A1A1A"/>
-                      <w:sz w:val="19"/>
-                      <w:szCs w:val="19"/>
-                    </w:rPr>
                     <w:tab/>
                   </w:r>
                   <w:r>
                     <w:rPr>
                       <w:rFonts w:ascii="Avenir Next" w:hAnsi="Avenir Next" w:cs="Avenir Next" w:eastAsia="Avenir Next"/>
                       <w:color w:val="1A1A1A"/>
-                      <w:sz w:val="19"/>
+                      <w:sz w:val="22"/>
                       <w:szCs w:val="19"/>
                     </w:rPr>
                     <w:t xml:space="preserve">4th and 5th values</w:t>
@@ -3814,25 +3820,25 @@
                       <w:rFonts w:ascii="Avenir Next" w:hAnsi="Avenir Next" w:cs="Avenir Next" w:eastAsia="Avenir Next"/>
                       <w:b/>
                       <w:color w:val="003A70"/>
+                      <w:sz w:val="22"/>
+                      <w:szCs w:val="19"/>
+                    </w:rPr>
+                    <w:t xml:space="preserve">C</w:t>
+                  </w:r>
+                  <w:r>
+                    <w:rPr>
+                      <w:rFonts w:ascii="Avenir Next" w:hAnsi="Avenir Next" w:cs="Avenir Next" w:eastAsia="Avenir Next"/>
+                      <w:color w:val="1A1A1A"/>
                       <w:sz w:val="19"/>
                       <w:szCs w:val="19"/>
                     </w:rPr>
-                    <w:t xml:space="preserve">C</w:t>
-                  </w:r>
-                  <w:r>
-                    <w:rPr>
-                      <w:rFonts w:ascii="Avenir Next" w:hAnsi="Avenir Next" w:cs="Avenir Next" w:eastAsia="Avenir Next"/>
-                      <w:color w:val="1A1A1A"/>
-                      <w:sz w:val="19"/>
-                      <w:szCs w:val="19"/>
-                    </w:rPr>
                     <w:tab/>
                   </w:r>
                   <w:r>
                     <w:rPr>
                       <w:rFonts w:ascii="Avenir Next" w:hAnsi="Avenir Next" w:cs="Avenir Next" w:eastAsia="Avenir Next"/>
                       <w:color w:val="1A1A1A"/>
-                      <w:sz w:val="19"/>
+                      <w:sz w:val="22"/>
                       <w:szCs w:val="19"/>
                     </w:rPr>
                     <w:t xml:space="preserve">5th and 6th values</w:t>
@@ -3857,25 +3863,25 @@
                       <w:rFonts w:ascii="Avenir Next" w:hAnsi="Avenir Next" w:cs="Avenir Next" w:eastAsia="Avenir Next"/>
                       <w:b/>
                       <w:color w:val="003A70"/>
+                      <w:sz w:val="22"/>
+                      <w:szCs w:val="19"/>
+                    </w:rPr>
+                    <w:t xml:space="preserve">D</w:t>
+                  </w:r>
+                  <w:r>
+                    <w:rPr>
+                      <w:rFonts w:ascii="Avenir Next" w:hAnsi="Avenir Next" w:cs="Avenir Next" w:eastAsia="Avenir Next"/>
+                      <w:color w:val="1A1A1A"/>
                       <w:sz w:val="19"/>
                       <w:szCs w:val="19"/>
                     </w:rPr>
-                    <w:t xml:space="preserve">D</w:t>
-                  </w:r>
-                  <w:r>
-                    <w:rPr>
-                      <w:rFonts w:ascii="Avenir Next" w:hAnsi="Avenir Next" w:cs="Avenir Next" w:eastAsia="Avenir Next"/>
-                      <w:color w:val="1A1A1A"/>
-                      <w:sz w:val="19"/>
-                      <w:szCs w:val="19"/>
-                    </w:rPr>
                     <w:tab/>
                   </w:r>
                   <w:r>
                     <w:rPr>
                       <w:rFonts w:ascii="Avenir Next" w:hAnsi="Avenir Next" w:cs="Avenir Next" w:eastAsia="Avenir Next"/>
                       <w:color w:val="1A1A1A"/>
-                      <w:sz w:val="19"/>
+                      <w:sz w:val="22"/>
                       <w:szCs w:val="19"/>
                     </w:rPr>
                     <w:t xml:space="preserve">6th and 7th values</w:t>
@@ -3886,7 +3892,7 @@
           </w:tbl>
           <w:p>
             <w:pPr>
-              <w:spacing w:before="0" w:after="0" w:line="24" w:lineRule="auto"/>
+              <w:spacing w:before="0" w:after="0" w:line="50" w:lineRule="exact"/>
             </w:pPr>
           </w:p>
         </w:tc>
@@ -3894,11 +3900,12 @@
     </w:tbl>
     <w:p>
       <w:pPr>
-        <w:spacing w:before="0" w:after="0" w:line="20" w:lineRule="exact"/>
+        <w:spacing w:before="0" w:after="0" w:line="50" w:lineRule="exact"/>
       </w:pPr>
     </w:p>
     <w:p>
       <w:pPr>
+        <w:pStyle w:val="Heading2"/>
         <w:keepNext/>
         <w:pBdr>
           <w:bottom w:val="single" w:sz="8" w:space="3" w:color="003A70"/>
@@ -3914,7 +3921,7 @@
           <w:b/>
           <w:color w:val="003A70"/>
           <w:spacing w:val="14"/>
-          <w:sz w:val="19"/>
+          <w:sz w:val="22"/>
           <w:szCs w:val="19"/>
         </w:rPr>
         <w:t xml:space="preserve">SELF-CHECK CODE</w:t>
@@ -3933,7 +3940,7 @@
           <w:rFonts w:ascii="Avenir Next" w:hAnsi="Avenir Next" w:cs="Avenir Next" w:eastAsia="Avenir Next"/>
           <w:i/>
           <w:color w:val="5A5F66"/>
-          <w:sz w:val="17"/>
+          <w:sz w:val="22"/>
           <w:szCs w:val="17"/>
         </w:rPr>
         <w:t xml:space="preserve">find your answer · copy its letter into that problem’s box · spell a math word</w:t>
@@ -3992,7 +3999,7 @@
                 <w:rFonts w:ascii="Avenir Next" w:hAnsi="Avenir Next" w:cs="Avenir Next" w:eastAsia="Avenir Next"/>
                 <w:b/>
                 <w:color w:val="1A1A1A"/>
-                <w:sz w:val="18"/>
+                <w:sz w:val="22"/>
                 <w:szCs w:val="18"/>
               </w:rPr>
               <w:t xml:space="preserve">36</w:t>
@@ -4008,7 +4015,7 @@
                 <w:rFonts w:ascii="Avenir Next" w:hAnsi="Avenir Next" w:cs="Avenir Next" w:eastAsia="Avenir Next"/>
                 <w:b/>
                 <w:color w:val="003A70"/>
-                <w:sz w:val="18"/>
+                <w:sz w:val="22"/>
                 <w:szCs w:val="18"/>
               </w:rPr>
               <w:t xml:space="preserve">A</w:t>
@@ -4031,7 +4038,7 @@
                 <w:rFonts w:ascii="Avenir Next" w:hAnsi="Avenir Next" w:cs="Avenir Next" w:eastAsia="Avenir Next"/>
                 <w:b/>
                 <w:color w:val="1A1A1A"/>
-                <w:sz w:val="18"/>
+                <w:sz w:val="22"/>
                 <w:szCs w:val="18"/>
               </w:rPr>
               <w:t xml:space="preserve">8</w:t>
@@ -4047,7 +4054,7 @@
                 <w:rFonts w:ascii="Avenir Next" w:hAnsi="Avenir Next" w:cs="Avenir Next" w:eastAsia="Avenir Next"/>
                 <w:b/>
                 <w:color w:val="003A70"/>
-                <w:sz w:val="18"/>
+                <w:sz w:val="22"/>
                 <w:szCs w:val="18"/>
               </w:rPr>
               <w:t xml:space="preserve">E</w:t>
@@ -4070,7 +4077,7 @@
                 <w:rFonts w:ascii="Avenir Next" w:hAnsi="Avenir Next" w:cs="Avenir Next" w:eastAsia="Avenir Next"/>
                 <w:b/>
                 <w:color w:val="1A1A1A"/>
-                <w:sz w:val="18"/>
+                <w:sz w:val="22"/>
                 <w:szCs w:val="18"/>
               </w:rPr>
               <w:t xml:space="preserve">77</w:t>
@@ -4086,7 +4093,7 @@
                 <w:rFonts w:ascii="Avenir Next" w:hAnsi="Avenir Next" w:cs="Avenir Next" w:eastAsia="Avenir Next"/>
                 <w:b/>
                 <w:color w:val="003A70"/>
-                <w:sz w:val="18"/>
+                <w:sz w:val="22"/>
                 <w:szCs w:val="18"/>
               </w:rPr>
               <w:t xml:space="preserve">Q</w:t>
@@ -4109,7 +4116,7 @@
                 <w:rFonts w:ascii="Avenir Next" w:hAnsi="Avenir Next" w:cs="Avenir Next" w:eastAsia="Avenir Next"/>
                 <w:b/>
                 <w:color w:val="1A1A1A"/>
-                <w:sz w:val="18"/>
+                <w:sz w:val="22"/>
                 <w:szCs w:val="18"/>
               </w:rPr>
               <w:t xml:space="preserve">7</w:t>
@@ -4125,7 +4132,7 @@
                 <w:rFonts w:ascii="Avenir Next" w:hAnsi="Avenir Next" w:cs="Avenir Next" w:eastAsia="Avenir Next"/>
                 <w:b/>
                 <w:color w:val="003A70"/>
-                <w:sz w:val="18"/>
+                <w:sz w:val="22"/>
                 <w:szCs w:val="18"/>
               </w:rPr>
               <w:t xml:space="preserve">C</w:t>
@@ -4148,7 +4155,7 @@
                 <w:rFonts w:ascii="Avenir Next" w:hAnsi="Avenir Next" w:cs="Avenir Next" w:eastAsia="Avenir Next"/>
                 <w:b/>
                 <w:color w:val="1A1A1A"/>
-                <w:sz w:val="18"/>
+                <w:sz w:val="22"/>
                 <w:szCs w:val="18"/>
               </w:rPr>
               <w:t xml:space="preserve">79</w:t>
@@ -4164,7 +4171,7 @@
                 <w:rFonts w:ascii="Avenir Next" w:hAnsi="Avenir Next" w:cs="Avenir Next" w:eastAsia="Avenir Next"/>
                 <w:b/>
                 <w:color w:val="003A70"/>
-                <w:sz w:val="18"/>
+                <w:sz w:val="22"/>
                 <w:szCs w:val="18"/>
               </w:rPr>
               <w:t xml:space="preserve">B</w:t>
@@ -4187,7 +4194,7 @@
                 <w:rFonts w:ascii="Avenir Next" w:hAnsi="Avenir Next" w:cs="Avenir Next" w:eastAsia="Avenir Next"/>
                 <w:b/>
                 <w:color w:val="1A1A1A"/>
-                <w:sz w:val="18"/>
+                <w:sz w:val="22"/>
                 <w:szCs w:val="18"/>
               </w:rPr>
               <w:t xml:space="preserve">35</w:t>
@@ -4203,7 +4210,7 @@
                 <w:rFonts w:ascii="Avenir Next" w:hAnsi="Avenir Next" w:cs="Avenir Next" w:eastAsia="Avenir Next"/>
                 <w:b/>
                 <w:color w:val="003A70"/>
-                <w:sz w:val="18"/>
+                <w:sz w:val="22"/>
                 <w:szCs w:val="18"/>
               </w:rPr>
               <w:t xml:space="preserve">N</w:t>
@@ -4226,7 +4233,7 @@
                 <w:rFonts w:ascii="Avenir Next" w:hAnsi="Avenir Next" w:cs="Avenir Next" w:eastAsia="Avenir Next"/>
                 <w:b/>
                 <w:color w:val="1A1A1A"/>
-                <w:sz w:val="18"/>
+                <w:sz w:val="22"/>
                 <w:szCs w:val="18"/>
               </w:rPr>
               <w:t xml:space="preserve">33</w:t>
@@ -4242,7 +4249,7 @@
                 <w:rFonts w:ascii="Avenir Next" w:hAnsi="Avenir Next" w:cs="Avenir Next" w:eastAsia="Avenir Next"/>
                 <w:b/>
                 <w:color w:val="003A70"/>
-                <w:sz w:val="18"/>
+                <w:sz w:val="22"/>
                 <w:szCs w:val="18"/>
               </w:rPr>
               <w:t xml:space="preserve">D</w:t>
@@ -4265,7 +4272,7 @@
                 <w:rFonts w:ascii="Avenir Next" w:hAnsi="Avenir Next" w:cs="Avenir Next" w:eastAsia="Avenir Next"/>
                 <w:b/>
                 <w:color w:val="1A1A1A"/>
-                <w:sz w:val="18"/>
+                <w:sz w:val="22"/>
                 <w:szCs w:val="18"/>
               </w:rPr>
               <w:t xml:space="preserve">2.35</w:t>
@@ -4281,7 +4288,7 @@
                 <w:rFonts w:ascii="Avenir Next" w:hAnsi="Avenir Next" w:cs="Avenir Next" w:eastAsia="Avenir Next"/>
                 <w:b/>
                 <w:color w:val="003A70"/>
-                <w:sz w:val="18"/>
+                <w:sz w:val="22"/>
                 <w:szCs w:val="18"/>
               </w:rPr>
               <w:t xml:space="preserve">Z</w:t>
@@ -4304,7 +4311,7 @@
                 <w:rFonts w:ascii="Avenir Next" w:hAnsi="Avenir Next" w:cs="Avenir Next" w:eastAsia="Avenir Next"/>
                 <w:b/>
                 <w:color w:val="1A1A1A"/>
-                <w:sz w:val="18"/>
+                <w:sz w:val="22"/>
                 <w:szCs w:val="18"/>
               </w:rPr>
               <w:t xml:space="preserve">2.25</w:t>
@@ -4320,7 +4327,7 @@
                 <w:rFonts w:ascii="Avenir Next" w:hAnsi="Avenir Next" w:cs="Avenir Next" w:eastAsia="Avenir Next"/>
                 <w:b/>
                 <w:color w:val="003A70"/>
-                <w:sz w:val="18"/>
+                <w:sz w:val="22"/>
                 <w:szCs w:val="18"/>
               </w:rPr>
               <w:t xml:space="preserve">L</w:t>
@@ -4343,7 +4350,7 @@
                 <w:rFonts w:ascii="Avenir Next" w:hAnsi="Avenir Next" w:cs="Avenir Next" w:eastAsia="Avenir Next"/>
                 <w:b/>
                 <w:color w:val="1A1A1A"/>
-                <w:sz w:val="18"/>
+                <w:sz w:val="22"/>
                 <w:szCs w:val="18"/>
               </w:rPr>
               <w:t xml:space="preserve">21</w:t>
@@ -4359,7 +4366,7 @@
                 <w:rFonts w:ascii="Avenir Next" w:hAnsi="Avenir Next" w:cs="Avenir Next" w:eastAsia="Avenir Next"/>
                 <w:b/>
                 <w:color w:val="003A70"/>
-                <w:sz w:val="18"/>
+                <w:sz w:val="22"/>
                 <w:szCs w:val="18"/>
               </w:rPr>
               <w:t xml:space="preserve">A</w:t>
@@ -4370,7 +4377,7 @@
     </w:tbl>
     <w:p>
       <w:pPr>
-        <w:spacing w:before="0" w:after="0" w:line="60" w:lineRule="auto"/>
+        <w:spacing w:before="0" w:after="0" w:line="50" w:lineRule="exact"/>
       </w:pPr>
     </w:p>
     <w:tbl>
@@ -4581,7 +4588,7 @@
     </w:tbl>
     <w:p>
       <w:pPr>
-        <w:spacing w:before="0" w:after="0" w:line="40" w:lineRule="auto"/>
+        <w:spacing w:before="0" w:after="0" w:line="50" w:lineRule="exact"/>
       </w:pPr>
     </w:p>
     <w:tbl>
@@ -4623,6 +4630,7 @@
           </w:tcPr>
           <w:p>
             <w:pPr>
+              <w:pStyle w:val="Heading2"/>
               <w:spacing w:before="0" w:after="0" w:line="240" w:lineRule="auto"/>
             </w:pPr>
             <w:r>
@@ -4660,7 +4668,7 @@
               <w:rPr>
                 <w:rFonts w:ascii="Avenir Next" w:hAnsi="Avenir Next" w:cs="Avenir Next" w:eastAsia="Avenir Next"/>
                 <w:color w:val="1A1A1A"/>
-                <w:sz w:val="17"/>
+                <w:sz w:val="22"/>
                 <w:szCs w:val="17"/>
               </w:rPr>
               <w:t xml:space="preserve">  I can do this on my own</w:t>
@@ -4689,7 +4697,7 @@
               <w:rPr>
                 <w:rFonts w:ascii="Avenir Next" w:hAnsi="Avenir Next" w:cs="Avenir Next" w:eastAsia="Avenir Next"/>
                 <w:color w:val="1A1A1A"/>
-                <w:sz w:val="17"/>
+                <w:sz w:val="22"/>
                 <w:szCs w:val="17"/>
               </w:rPr>
               <w:t xml:space="preserve">  I need a little help</w:t>
@@ -4718,7 +4726,7 @@
               <w:rPr>
                 <w:rFonts w:ascii="Avenir Next" w:hAnsi="Avenir Next" w:cs="Avenir Next" w:eastAsia="Avenir Next"/>
                 <w:color w:val="1A1A1A"/>
-                <w:sz w:val="17"/>
+                <w:sz w:val="22"/>
                 <w:szCs w:val="17"/>
               </w:rPr>
               <w:t xml:space="preserve">  I have a question about #</w:t>
@@ -4739,7 +4747,7 @@
     </w:tbl>
     <w:p>
       <w:pPr>
-        <w:spacing w:before="0" w:after="0" w:line="20" w:lineRule="exact"/>
+        <w:spacing w:before="0" w:after="0" w:line="50" w:lineRule="exact"/>
       </w:pPr>
     </w:p>
     <w:sectPr>
@@ -4825,7 +4833,106 @@
               <w:sz w:val="15"/>
               <w:szCs w:val="15"/>
             </w:rPr>
-            <w:t xml:space="preserve">Lesson 2-3  ·  Session 2  ·  Practice Form B</w:t>
+            <w:t xml:space="preserve">2-3 · Page </w:t>
+          </w:r>
+          <w:r>
+            <w:rPr>
+              <w:rFonts w:ascii="Avenir Next" w:hAnsi="Avenir Next" w:cs="Avenir Next" w:eastAsia="Avenir Next"/>
+              <w:color w:val="5A5F66"/>
+              <w:sz w:val="15"/>
+              <w:szCs w:val="15"/>
+            </w:rPr>
+            <w:fldChar w:fldCharType="begin"/>
+          </w:r>
+          <w:r>
+            <w:rPr>
+              <w:rFonts w:ascii="Avenir Next" w:hAnsi="Avenir Next" w:cs="Avenir Next" w:eastAsia="Avenir Next"/>
+              <w:color w:val="5A5F66"/>
+              <w:sz w:val="15"/>
+              <w:szCs w:val="15"/>
+            </w:rPr>
+            <w:instrText xml:space="preserve"> PAGE </w:instrText>
+          </w:r>
+          <w:r>
+            <w:rPr>
+              <w:rFonts w:ascii="Avenir Next" w:hAnsi="Avenir Next" w:cs="Avenir Next" w:eastAsia="Avenir Next"/>
+              <w:color w:val="5A5F66"/>
+              <w:sz w:val="15"/>
+              <w:szCs w:val="15"/>
+            </w:rPr>
+            <w:fldChar w:fldCharType="separate"/>
+          </w:r>
+          <w:r>
+            <w:rPr>
+              <w:rFonts w:ascii="Avenir Next" w:hAnsi="Avenir Next" w:cs="Avenir Next" w:eastAsia="Avenir Next"/>
+              <w:color w:val="5A5F66"/>
+              <w:sz w:val="15"/>
+              <w:szCs w:val="15"/>
+            </w:rPr>
+            <w:t xml:space="preserve">1</w:t>
+          </w:r>
+          <w:r>
+            <w:rPr>
+              <w:rFonts w:ascii="Avenir Next" w:hAnsi="Avenir Next" w:cs="Avenir Next" w:eastAsia="Avenir Next"/>
+              <w:color w:val="5A5F66"/>
+              <w:sz w:val="15"/>
+              <w:szCs w:val="15"/>
+            </w:rPr>
+            <w:fldChar w:fldCharType="end"/>
+          </w:r>
+          <w:r>
+            <w:rPr>
+              <w:rFonts w:ascii="Avenir Next" w:hAnsi="Avenir Next" w:cs="Avenir Next" w:eastAsia="Avenir Next"/>
+              <w:color w:val="5A5F66"/>
+              <w:sz w:val="15"/>
+              <w:szCs w:val="15"/>
+            </w:rPr>
+            <w:t xml:space="preserve"> of </w:t>
+          </w:r>
+          <w:r>
+            <w:rPr>
+              <w:rFonts w:ascii="Avenir Next" w:hAnsi="Avenir Next" w:cs="Avenir Next" w:eastAsia="Avenir Next"/>
+              <w:color w:val="5A5F66"/>
+              <w:sz w:val="15"/>
+              <w:szCs w:val="15"/>
+            </w:rPr>
+            <w:fldChar w:fldCharType="begin"/>
+          </w:r>
+          <w:r>
+            <w:rPr>
+              <w:rFonts w:ascii="Avenir Next" w:hAnsi="Avenir Next" w:cs="Avenir Next" w:eastAsia="Avenir Next"/>
+              <w:color w:val="5A5F66"/>
+              <w:sz w:val="15"/>
+              <w:szCs w:val="15"/>
+            </w:rPr>
+            <w:instrText xml:space="preserve"> NUMPAGES </w:instrText>
+          </w:r>
+          <w:r>
+            <w:rPr>
+              <w:rFonts w:ascii="Avenir Next" w:hAnsi="Avenir Next" w:cs="Avenir Next" w:eastAsia="Avenir Next"/>
+              <w:color w:val="5A5F66"/>
+              <w:sz w:val="15"/>
+              <w:szCs w:val="15"/>
+            </w:rPr>
+            <w:fldChar w:fldCharType="separate"/>
+          </w:r>
+          <w:r>
+            <w:rPr>
+              <w:rFonts w:ascii="Avenir Next" w:hAnsi="Avenir Next" w:cs="Avenir Next" w:eastAsia="Avenir Next"/>
+              <w:color w:val="5A5F66"/>
+              <w:sz w:val="15"/>
+              <w:szCs w:val="15"/>
+            </w:rPr>
+            <w:t xml:space="preserve">1</w:t>
+          </w:r>
+          <w:r>
+            <w:rPr>
+              <w:rFonts w:ascii="Avenir Next" w:hAnsi="Avenir Next" w:cs="Avenir Next" w:eastAsia="Avenir Next"/>
+              <w:color w:val="5A5F66"/>
+              <w:sz w:val="15"/>
+              <w:szCs w:val="15"/>
+            </w:rPr>
+            <w:fldChar w:fldCharType="end"/>
           </w:r>
         </w:p>
       </w:tc>
@@ -4868,5 +4975,23 @@
       </w:tblCellMar>
     </w:tblPr>
   </w:style>
+  <w:style w:type="paragraph" w:styleId="Heading1">
+    <w:name w:val="heading 1"/>
+    <w:basedOn w:val="Normal"/>
+    <w:pPr>
+      <w:outlineLvl w:val="0"/>
+      <w:keepNext w:val="0"/>
+      <w:keepLines w:val="0"/>
+    </w:pPr>
+  </w:style>
+  <w:style w:type="paragraph" w:styleId="Heading2">
+    <w:name w:val="heading 2"/>
+    <w:basedOn w:val="Normal"/>
+    <w:pPr>
+      <w:outlineLvl w:val="1"/>
+      <w:keepNext w:val="0"/>
+      <w:keepLines w:val="0"/>
+    </w:pPr>
+  </w:style>
 </w:styles>
 </file>